--- a/Structural_Fingerprints_Memorization_for_Surj.docx
+++ b/Structural_Fingerprints_Memorization_for_Surj.docx
@@ -290,7 +290,7 @@
           <w:sz w:val="22"/>
           <w:szCs w:val="22"/>
         </w:rPr>
-        <w:t>Our study makes five primary contributions. First, we demonstrate that label memorization measurably alters weight geometry, reducing the spectral norms of both linear layers in a consistent, statistically significant manner. Second, we show that memorization disproportionately disrupts the representation transformation performed by the ReLU nonlinearity, as evidenced by a sharp collapse in CKA between pre- and post-activation representations—the single most mechanistically informative finding of this study. Third, we validate influence-function-based memorization scores against ground-truth corruption indices, achieving an AUC of 0.71 without any circular reasoning. Fourth, we demonstrate through targeted ROME edits that memorized class associations can be selectively and causally reversed, and that a rank-eight approximation of the weight matrix recovers approximately 90% of full performance. Fifth, a width-scaling analysis from 16 to 1,024 hidden units reveals that class separability, measured by the Fisher discriminant ratio (FDR), decreases monotonically with network capacity, suggesting that the memorization signature becomes increasingly diffuse as width increases.</w:t>
+        <w:t>Our study makes five primary contributions. First, we demonstrate that label memorization measurably alters weight geometry, reducing the spectral norms of both linear layers in a consistent, statistically significant manner. Second, we show that memorization disproportionately disrupts the representation transformation performed by the ReLU nonlinearity, as evidenced by a sharp collapse in CKA between pre- and post-activation representations—the single most mechanistically informative finding of this study. Third, we validate influence-function-based memorization scores against ground-truth corruption indices, achieving an above-chance AUC without any circular reasoning. Fourth, we demonstrate through targeted ROME edits that memorized class associations can be selectively and causally reversed, and that a rank-eight approximation of the weight matrix recovers approximately 90% of full performance. Fifth, a width-scaling analysis from 16 to 1,024 hidden units reveals that class separability, measured by the Fisher discriminant ratio (FDR), decreases monotonically with network capacity, suggesting that the memorization signature becomes increasingly diffuse as width increases.</w:t>
       </w:r>
     </w:p>
     <w:p>
@@ -1378,13 +1378,6 @@
               <w:rPr/>
             </w:pPr>
             <w:r>
-              <w:rPr>
-                <w:rFonts w:eastAsia="Times New Roman" w:cs="Times New Roman"/>
-                <w:b w:val="false"/>
-                <w:bCs w:val="false"/>
-                <w:sz w:val="20"/>
-                <w:szCs w:val="20"/>
-              </w:rPr>
               <w:t>Test Accuracy (%)</w:t>
             </w:r>
           </w:p>
@@ -1408,14 +1401,7 @@
               <w:rPr/>
             </w:pPr>
             <w:r>
-              <w:rPr>
-                <w:rFonts w:eastAsia="Times New Roman" w:cs="Times New Roman"/>
-                <w:b w:val="false"/>
-                <w:bCs w:val="false"/>
-                <w:sz w:val="20"/>
-                <w:szCs w:val="20"/>
-              </w:rPr>
-              <w:t>95.31 [94.88, 95.74]</w:t>
+              <w:t>95.31 [95.16, 95.46]</w:t>
             </w:r>
           </w:p>
         </w:tc>
@@ -1438,14 +1424,7 @@
               <w:rPr/>
             </w:pPr>
             <w:r>
-              <w:rPr>
-                <w:rFonts w:eastAsia="Times New Roman" w:cs="Times New Roman"/>
-                <w:b w:val="false"/>
-                <w:bCs w:val="false"/>
-                <w:sz w:val="20"/>
-                <w:szCs w:val="20"/>
-              </w:rPr>
-              <w:t>93.81 [92.58, 95.04]</w:t>
+              <w:t>93.71 [93.42, 94.00]</w:t>
             </w:r>
           </w:p>
         </w:tc>
@@ -1468,14 +1447,7 @@
               <w:rPr/>
             </w:pPr>
             <w:r>
-              <w:rPr>
-                <w:rFonts w:eastAsia="Times New Roman" w:cs="Times New Roman"/>
-                <w:b w:val="false"/>
-                <w:bCs w:val="false"/>
-                <w:sz w:val="20"/>
-                <w:szCs w:val="20"/>
-              </w:rPr>
-              <w:t>&lt; 0.05</w:t>
+              <w:t>&lt; 0.001</w:t>
             </w:r>
           </w:p>
         </w:tc>
@@ -1501,14 +1473,7 @@
               <w:rPr/>
             </w:pPr>
             <w:r>
-              <w:rPr>
-                <w:rFonts w:eastAsia="Times New Roman" w:cs="Times New Roman"/>
-                <w:b w:val="false"/>
-                <w:bCs w:val="false"/>
-                <w:sz w:val="20"/>
-                <w:szCs w:val="20"/>
-              </w:rPr>
-              <w:t>Train Accuracy (%)</w:t>
+              <w:t>FC1 Spectral Norm</w:t>
             </w:r>
           </w:p>
         </w:tc>
@@ -1531,14 +1496,7 @@
               <w:rPr/>
             </w:pPr>
             <w:r>
-              <w:rPr>
-                <w:rFonts w:eastAsia="Times New Roman" w:cs="Times New Roman"/>
-                <w:b w:val="false"/>
-                <w:bCs w:val="false"/>
-                <w:sz w:val="20"/>
-                <w:szCs w:val="20"/>
-              </w:rPr>
-              <w:t>99.81 [99.71, 99.91]</w:t>
+              <w:t>4.37 [4.24, 4.50]</w:t>
             </w:r>
           </w:p>
         </w:tc>
@@ -1561,14 +1519,7 @@
               <w:rPr/>
             </w:pPr>
             <w:r>
-              <w:rPr>
-                <w:rFonts w:eastAsia="Times New Roman" w:cs="Times New Roman"/>
-                <w:b w:val="false"/>
-                <w:bCs w:val="false"/>
-                <w:sz w:val="20"/>
-                <w:szCs w:val="20"/>
-              </w:rPr>
-              <w:t>99.63 [99.48, 99.78]</w:t>
+              <w:t>3.66 [3.53, 3.79]</w:t>
             </w:r>
           </w:p>
         </w:tc>
@@ -1591,14 +1542,7 @@
               <w:rPr/>
             </w:pPr>
             <w:r>
-              <w:rPr>
-                <w:rFonts w:eastAsia="Times New Roman" w:cs="Times New Roman"/>
-                <w:b w:val="false"/>
-                <w:bCs w:val="false"/>
-                <w:sz w:val="20"/>
-                <w:szCs w:val="20"/>
-              </w:rPr>
-              <w:t>&lt; 0.05</w:t>
+              <w:t>&lt; 0.001</w:t>
             </w:r>
           </w:p>
         </w:tc>
@@ -1624,14 +1568,7 @@
               <w:rPr/>
             </w:pPr>
             <w:r>
-              <w:rPr>
-                <w:rFonts w:eastAsia="Times New Roman" w:cs="Times New Roman"/>
-                <w:b w:val="false"/>
-                <w:bCs w:val="false"/>
-                <w:sz w:val="20"/>
-                <w:szCs w:val="20"/>
-              </w:rPr>
-              <w:t>FC1 Spectral Norm</w:t>
+              <w:t>FC2 Spectral Norm</w:t>
             </w:r>
           </w:p>
         </w:tc>
@@ -1654,14 +1591,7 @@
               <w:rPr/>
             </w:pPr>
             <w:r>
-              <w:rPr>
-                <w:rFonts w:eastAsia="Times New Roman" w:cs="Times New Roman"/>
-                <w:b w:val="false"/>
-                <w:bCs w:val="false"/>
-                <w:sz w:val="20"/>
-                <w:szCs w:val="20"/>
-              </w:rPr>
-              <w:t>12.56 [12.38, 12.74]</w:t>
+              <w:t>2.58 [2.42, 2.75]</w:t>
             </w:r>
           </w:p>
         </w:tc>
@@ -1684,14 +1614,7 @@
               <w:rPr/>
             </w:pPr>
             <w:r>
-              <w:rPr>
-                <w:rFonts w:eastAsia="Times New Roman" w:cs="Times New Roman"/>
-                <w:b w:val="false"/>
-                <w:bCs w:val="false"/>
-                <w:sz w:val="20"/>
-                <w:szCs w:val="20"/>
-              </w:rPr>
-              <w:t>10.28 [8.85, 11.71]</w:t>
+              <w:t>1.39 [1.30, 1.47]</w:t>
             </w:r>
           </w:p>
         </w:tc>
@@ -1714,14 +1637,7 @@
               <w:rPr/>
             </w:pPr>
             <w:r>
-              <w:rPr>
-                <w:rFonts w:eastAsia="Times New Roman" w:cs="Times New Roman"/>
-                <w:b w:val="false"/>
-                <w:bCs w:val="false"/>
-                <w:sz w:val="20"/>
-                <w:szCs w:val="20"/>
-              </w:rPr>
-              <w:t>&lt; 0.05</w:t>
+              <w:t>&lt; 0.001</w:t>
             </w:r>
           </w:p>
         </w:tc>
@@ -1747,14 +1663,7 @@
               <w:rPr/>
             </w:pPr>
             <w:r>
-              <w:rPr>
-                <w:rFonts w:eastAsia="Times New Roman" w:cs="Times New Roman"/>
-                <w:b w:val="false"/>
-                <w:bCs w:val="false"/>
-                <w:sz w:val="20"/>
-                <w:szCs w:val="20"/>
-              </w:rPr>
-              <w:t>FC2 Spectral Norm</w:t>
+              <w:t>FC1 Frobenius Norm</w:t>
             </w:r>
           </w:p>
         </w:tc>
@@ -1777,14 +1686,7 @@
               <w:rPr/>
             </w:pPr>
             <w:r>
-              <w:rPr>
-                <w:rFonts w:eastAsia="Times New Roman" w:cs="Times New Roman"/>
-                <w:b w:val="false"/>
-                <w:bCs w:val="false"/>
-                <w:sz w:val="20"/>
-                <w:szCs w:val="20"/>
-              </w:rPr>
-              <w:t>5.00 [4.83, 5.17]</w:t>
+              <w:t>12.56 [12.38, 12.74]</w:t>
             </w:r>
           </w:p>
         </w:tc>
@@ -1807,14 +1709,7 @@
               <w:rPr/>
             </w:pPr>
             <w:r>
-              <w:rPr>
-                <w:rFonts w:eastAsia="Times New Roman" w:cs="Times New Roman"/>
-                <w:b w:val="false"/>
-                <w:bCs w:val="false"/>
-                <w:sz w:val="20"/>
-                <w:szCs w:val="20"/>
-              </w:rPr>
-              <w:t>2.76 [2.21, 3.31]</w:t>
+              <w:t>10.33 [10.19, 10.47]</w:t>
             </w:r>
           </w:p>
         </w:tc>
@@ -1837,14 +1732,7 @@
               <w:rPr/>
             </w:pPr>
             <w:r>
-              <w:rPr>
-                <w:rFonts w:eastAsia="Times New Roman" w:cs="Times New Roman"/>
-                <w:b w:val="false"/>
-                <w:bCs w:val="false"/>
-                <w:sz w:val="20"/>
-                <w:szCs w:val="20"/>
-              </w:rPr>
-              <w:t>&lt; 0.01</w:t>
+              <w:t>&lt; 0.001</w:t>
             </w:r>
           </w:p>
         </w:tc>
@@ -1870,14 +1758,7 @@
               <w:rPr/>
             </w:pPr>
             <w:r>
-              <w:rPr>
-                <w:rFonts w:eastAsia="Times New Roman" w:cs="Times New Roman"/>
-                <w:b w:val="false"/>
-                <w:bCs w:val="false"/>
-                <w:sz w:val="20"/>
-                <w:szCs w:val="20"/>
-              </w:rPr>
-              <w:t>FC1 Frobenius Norm</w:t>
+              <w:t>FC2 Frobenius Norm</w:t>
             </w:r>
           </w:p>
         </w:tc>
@@ -1900,14 +1781,7 @@
               <w:rPr/>
             </w:pPr>
             <w:r>
-              <w:rPr>
-                <w:rFonts w:eastAsia="Times New Roman" w:cs="Times New Roman"/>
-                <w:b w:val="false"/>
-                <w:bCs w:val="false"/>
-                <w:sz w:val="20"/>
-                <w:szCs w:val="20"/>
-              </w:rPr>
-              <w:t>43.12 [42.31, 43.93]</w:t>
+              <w:t>4.99 [4.83, 5.16]</w:t>
             </w:r>
           </w:p>
         </w:tc>
@@ -1930,14 +1804,7 @@
               <w:rPr/>
             </w:pPr>
             <w:r>
-              <w:rPr>
-                <w:rFonts w:eastAsia="Times New Roman" w:cs="Times New Roman"/>
-                <w:b w:val="false"/>
-                <w:bCs w:val="false"/>
-                <w:sz w:val="20"/>
-                <w:szCs w:val="20"/>
-              </w:rPr>
-              <w:t>37.84 [35.62, 40.06]</w:t>
+              <w:t>2.79 [2.70, 2.87]</w:t>
             </w:r>
           </w:p>
         </w:tc>
@@ -1960,14 +1827,7 @@
               <w:rPr/>
             </w:pPr>
             <w:r>
-              <w:rPr>
-                <w:rFonts w:eastAsia="Times New Roman" w:cs="Times New Roman"/>
-                <w:b w:val="false"/>
-                <w:bCs w:val="false"/>
-                <w:sz w:val="20"/>
-                <w:szCs w:val="20"/>
-              </w:rPr>
-              <w:t>&lt; 0.05</w:t>
+              <w:t>&lt; 0.001</w:t>
             </w:r>
           </w:p>
         </w:tc>
@@ -1993,14 +1853,7 @@
               <w:rPr/>
             </w:pPr>
             <w:r>
-              <w:rPr>
-                <w:rFonts w:eastAsia="Times New Roman" w:cs="Times New Roman"/>
-                <w:b w:val="false"/>
-                <w:bCs w:val="false"/>
-                <w:sz w:val="20"/>
-                <w:szCs w:val="20"/>
-              </w:rPr>
-              <w:t>FC2 Frobenius Norm</w:t>
+              <w:t>Final Gradient Norm</w:t>
             </w:r>
           </w:p>
         </w:tc>
@@ -2023,14 +1876,7 @@
               <w:rPr/>
             </w:pPr>
             <w:r>
-              <w:rPr>
-                <w:rFonts w:eastAsia="Times New Roman" w:cs="Times New Roman"/>
-                <w:b w:val="false"/>
-                <w:bCs w:val="false"/>
-                <w:sz w:val="20"/>
-                <w:szCs w:val="20"/>
-              </w:rPr>
-              <w:t>8.19 [7.93, 8.45]</w:t>
+              <w:t>0.94 [0.89, 0.98]</w:t>
             </w:r>
           </w:p>
         </w:tc>
@@ -2053,14 +1899,7 @@
               <w:rPr/>
             </w:pPr>
             <w:r>
-              <w:rPr>
-                <w:rFonts w:eastAsia="Times New Roman" w:cs="Times New Roman"/>
-                <w:b w:val="false"/>
-                <w:bCs w:val="false"/>
-                <w:sz w:val="20"/>
-                <w:szCs w:val="20"/>
-              </w:rPr>
-              <w:t>5.31 [4.67, 5.95]</w:t>
+              <w:t>1.00 [0.96, 1.05]</w:t>
             </w:r>
           </w:p>
         </w:tc>
@@ -2083,14 +1922,7 @@
               <w:rPr/>
             </w:pPr>
             <w:r>
-              <w:rPr>
-                <w:rFonts w:eastAsia="Times New Roman" w:cs="Times New Roman"/>
-                <w:b w:val="false"/>
-                <w:bCs w:val="false"/>
-                <w:sz w:val="20"/>
-                <w:szCs w:val="20"/>
-              </w:rPr>
-              <w:t>&lt; 0.01</w:t>
+              <w:t>&lt; 0.001</w:t>
             </w:r>
           </w:p>
         </w:tc>
@@ -2106,24 +1938,12 @@
               <w:bottom w:val="single" w:sz="4" w:space="0" w:color="AAAAAA"/>
               <w:end w:val="single" w:sz="4" w:space="0" w:color="AAAAAA"/>
             </w:tcBorders>
-            <w:shd w:fill="FFFFFF" w:val="clear"/>
-            <w:vAlign w:val="center"/>
-          </w:tcPr>
-          <w:p>
-            <w:pPr>
-              <w:pStyle w:val="Normal"/>
-              <w:jc w:val="start"/>
-              <w:rPr/>
-            </w:pPr>
-            <w:r>
-              <w:rPr>
-                <w:rFonts w:eastAsia="Times New Roman" w:cs="Times New Roman"/>
-                <w:b w:val="false"/>
-                <w:bCs w:val="false"/>
-                <w:sz w:val="20"/>
-                <w:szCs w:val="20"/>
-              </w:rPr>
-              <w:t>Final Gradient Norm</w:t>
+            <w:shd w:fill="F2F2F2" w:val="clear"/>
+            <w:vAlign w:val="center"/>
+          </w:tcPr>
+          <w:p>
+            <w:r>
+              <w:t xml:space="preserve">Train Accuracy (%)</w:t>
             </w:r>
           </w:p>
         </w:tc>
@@ -2136,24 +1956,12 @@
               <w:bottom w:val="single" w:sz="4" w:space="0" w:color="AAAAAA"/>
               <w:end w:val="single" w:sz="4" w:space="0" w:color="AAAAAA"/>
             </w:tcBorders>
-            <w:shd w:fill="FFFFFF" w:val="clear"/>
-            <w:vAlign w:val="center"/>
-          </w:tcPr>
-          <w:p>
-            <w:pPr>
-              <w:pStyle w:val="Normal"/>
-              <w:jc w:val="center"/>
-              <w:rPr/>
-            </w:pPr>
-            <w:r>
-              <w:rPr>
-                <w:rFonts w:eastAsia="Times New Roman" w:cs="Times New Roman"/>
-                <w:b w:val="false"/>
-                <w:bCs w:val="false"/>
-                <w:sz w:val="20"/>
-                <w:szCs w:val="20"/>
-              </w:rPr>
-              <w:t>0.042 [0.038, 0.046]</w:t>
+            <w:shd w:fill="F2F2F2" w:val="clear"/>
+            <w:vAlign w:val="center"/>
+          </w:tcPr>
+          <w:p>
+            <w:r>
+              <w:t xml:space="preserve">96.68 [96.60, 96.77]</w:t>
             </w:r>
           </w:p>
         </w:tc>
@@ -2166,24 +1974,12 @@
               <w:bottom w:val="single" w:sz="4" w:space="0" w:color="AAAAAA"/>
               <w:end w:val="single" w:sz="4" w:space="0" w:color="AAAAAA"/>
             </w:tcBorders>
-            <w:shd w:fill="FFFFFF" w:val="clear"/>
-            <w:vAlign w:val="center"/>
-          </w:tcPr>
-          <w:p>
-            <w:pPr>
-              <w:pStyle w:val="Normal"/>
-              <w:jc w:val="center"/>
-              <w:rPr/>
-            </w:pPr>
-            <w:r>
-              <w:rPr>
-                <w:rFonts w:eastAsia="Times New Roman" w:cs="Times New Roman"/>
-                <w:b w:val="false"/>
-                <w:bCs w:val="false"/>
-                <w:sz w:val="20"/>
-                <w:szCs w:val="20"/>
-              </w:rPr>
-              <w:t>0.071 [0.063, 0.079]</w:t>
+            <w:shd w:fill="F2F2F2" w:val="clear"/>
+            <w:vAlign w:val="center"/>
+          </w:tcPr>
+          <w:p>
+            <w:r>
+              <w:t xml:space="preserve">94.21 [94.02, 94.40]</w:t>
             </w:r>
           </w:p>
         </w:tc>
@@ -2196,24 +1992,12 @@
               <w:bottom w:val="single" w:sz="4" w:space="0" w:color="AAAAAA"/>
               <w:end w:val="single" w:sz="4" w:space="0" w:color="AAAAAA"/>
             </w:tcBorders>
-            <w:shd w:fill="FFFFFF" w:val="clear"/>
-            <w:vAlign w:val="center"/>
-          </w:tcPr>
-          <w:p>
-            <w:pPr>
-              <w:pStyle w:val="Normal"/>
-              <w:jc w:val="center"/>
-              <w:rPr/>
-            </w:pPr>
-            <w:r>
-              <w:rPr>
-                <w:rFonts w:eastAsia="Times New Roman" w:cs="Times New Roman"/>
-                <w:b w:val="false"/>
-                <w:bCs w:val="false"/>
-                <w:sz w:val="20"/>
-                <w:szCs w:val="20"/>
-              </w:rPr>
-              <w:t>&lt; 0.01</w:t>
+            <w:shd w:fill="F2F2F2" w:val="clear"/>
+            <w:vAlign w:val="center"/>
+          </w:tcPr>
+          <w:p>
+            <w:r>
+              <w:t xml:space="preserve">&lt; 0.001</w:t>
             </w:r>
           </w:p>
         </w:tc>
@@ -2478,13 +2262,6 @@
               <w:rPr/>
             </w:pPr>
             <w:r>
-              <w:rPr>
-                <w:rFonts w:eastAsia="Times New Roman" w:cs="Times New Roman"/>
-                <w:b w:val="false"/>
-                <w:bCs w:val="false"/>
-                <w:sz w:val="20"/>
-                <w:szCs w:val="20"/>
-              </w:rPr>
               <w:t>Input → FC1_pre</w:t>
             </w:r>
           </w:p>
@@ -2508,13 +2285,6 @@
               <w:rPr/>
             </w:pPr>
             <w:r>
-              <w:rPr>
-                <w:rFonts w:eastAsia="Times New Roman" w:cs="Times New Roman"/>
-                <w:b w:val="false"/>
-                <w:bCs w:val="false"/>
-                <w:sz w:val="20"/>
-                <w:szCs w:val="20"/>
-              </w:rPr>
               <w:t>0.712 [0.697, 0.727]</w:t>
             </w:r>
           </w:p>
@@ -2538,13 +2308,6 @@
               <w:rPr/>
             </w:pPr>
             <w:r>
-              <w:rPr>
-                <w:rFonts w:eastAsia="Times New Roman" w:cs="Times New Roman"/>
-                <w:b w:val="false"/>
-                <w:bCs w:val="false"/>
-                <w:sz w:val="20"/>
-                <w:szCs w:val="20"/>
-              </w:rPr>
               <w:t>0.693 [0.676, 0.710]</w:t>
             </w:r>
           </w:p>
@@ -2568,14 +2331,7 @@
               <w:rPr/>
             </w:pPr>
             <w:r>
-              <w:rPr>
-                <w:rFonts w:eastAsia="Times New Roman" w:cs="Times New Roman"/>
-                <w:b w:val="false"/>
-                <w:bCs w:val="false"/>
-                <w:sz w:val="20"/>
-                <w:szCs w:val="20"/>
-              </w:rPr>
-              <w:t>&lt; 0.10</w:t>
+              <w:t>0.08</w:t>
             </w:r>
           </w:p>
         </w:tc>
@@ -2601,13 +2357,6 @@
               <w:rPr/>
             </w:pPr>
             <w:r>
-              <w:rPr>
-                <w:rFonts w:eastAsia="Times New Roman" w:cs="Times New Roman"/>
-                <w:b w:val="false"/>
-                <w:bCs w:val="false"/>
-                <w:sz w:val="20"/>
-                <w:szCs w:val="20"/>
-              </w:rPr>
               <w:t>FC1_pre → FC1_post (ReLU)</w:t>
             </w:r>
           </w:p>
@@ -2631,14 +2380,7 @@
               <w:rPr/>
             </w:pPr>
             <w:r>
-              <w:rPr>
-                <w:rFonts w:eastAsia="Times New Roman" w:cs="Times New Roman"/>
-                <w:b w:val="false"/>
-                <w:bCs w:val="false"/>
-                <w:sz w:val="20"/>
-                <w:szCs w:val="20"/>
-              </w:rPr>
-              <w:t>0.850 [0.828, 0.872]</w:t>
+              <w:t>0.850 [0.828, 0.873]</w:t>
             </w:r>
           </w:p>
         </w:tc>
@@ -2661,14 +2403,7 @@
               <w:rPr/>
             </w:pPr>
             <w:r>
-              <w:rPr>
-                <w:rFonts w:eastAsia="Times New Roman" w:cs="Times New Roman"/>
-                <w:b w:val="false"/>
-                <w:bCs w:val="false"/>
-                <w:sz w:val="20"/>
-                <w:szCs w:val="20"/>
-              </w:rPr>
-              <w:t>0.690 [0.669, 0.711]</w:t>
+              <w:t>0.690 [0.669, 0.712]</w:t>
             </w:r>
           </w:p>
         </w:tc>
@@ -2691,13 +2426,6 @@
               <w:rPr/>
             </w:pPr>
             <w:r>
-              <w:rPr>
-                <w:rFonts w:eastAsia="Times New Roman" w:cs="Times New Roman"/>
-                <w:b w:val="false"/>
-                <w:bCs w:val="false"/>
-                <w:sz w:val="20"/>
-                <w:szCs w:val="20"/>
-              </w:rPr>
               <w:t>&lt; 0.001</w:t>
             </w:r>
           </w:p>
@@ -2724,13 +2452,6 @@
               <w:rPr/>
             </w:pPr>
             <w:r>
-              <w:rPr>
-                <w:rFonts w:eastAsia="Times New Roman" w:cs="Times New Roman"/>
-                <w:b w:val="false"/>
-                <w:bCs w:val="false"/>
-                <w:sz w:val="20"/>
-                <w:szCs w:val="20"/>
-              </w:rPr>
               <w:t>FC1_post → Output</w:t>
             </w:r>
           </w:p>
@@ -2754,14 +2475,7 @@
               <w:rPr/>
             </w:pPr>
             <w:r>
-              <w:rPr>
-                <w:rFonts w:eastAsia="Times New Roman" w:cs="Times New Roman"/>
-                <w:b w:val="false"/>
-                <w:bCs w:val="false"/>
-                <w:sz w:val="20"/>
-                <w:szCs w:val="20"/>
-              </w:rPr>
-              <w:t>0.631 [0.614, 0.648]</w:t>
+              <w:t>0.706 [0.666, 0.745]</w:t>
             </w:r>
           </w:p>
         </w:tc>
@@ -2784,14 +2498,7 @@
               <w:rPr/>
             </w:pPr>
             <w:r>
-              <w:rPr>
-                <w:rFonts w:eastAsia="Times New Roman" w:cs="Times New Roman"/>
-                <w:b w:val="false"/>
-                <w:bCs w:val="false"/>
-                <w:sz w:val="20"/>
-                <w:szCs w:val="20"/>
-              </w:rPr>
-              <w:t>0.598 [0.579, 0.617]</w:t>
+              <w:t>0.715 [0.685, 0.745]</w:t>
             </w:r>
           </w:p>
         </w:tc>
@@ -2814,14 +2521,7 @@
               <w:rPr/>
             </w:pPr>
             <w:r>
-              <w:rPr>
-                <w:rFonts w:eastAsia="Times New Roman" w:cs="Times New Roman"/>
-                <w:b w:val="false"/>
-                <w:bCs w:val="false"/>
-                <w:sz w:val="20"/>
-                <w:szCs w:val="20"/>
-              </w:rPr>
-              <w:t>&lt; 0.05</w:t>
+              <w:t>0.65</w:t>
             </w:r>
           </w:p>
         </w:tc>
@@ -2847,14 +2547,7 @@
               <w:rPr/>
             </w:pPr>
             <w:r>
-              <w:rPr>
-                <w:rFonts w:eastAsia="Times New Roman" w:cs="Times New Roman"/>
-                <w:b w:val="false"/>
-                <w:bCs w:val="false"/>
-                <w:sz w:val="20"/>
-                <w:szCs w:val="20"/>
-              </w:rPr>
-              <w:t>Activation Sparsity (FC1)</w:t>
+              <w:t>Activation Sparsity (FC1_post)</w:t>
             </w:r>
           </w:p>
         </w:tc>
@@ -2877,14 +2570,7 @@
               <w:rPr/>
             </w:pPr>
             <w:r>
-              <w:rPr>
-                <w:rFonts w:eastAsia="Times New Roman" w:cs="Times New Roman"/>
-                <w:b w:val="false"/>
-                <w:bCs w:val="false"/>
-                <w:sz w:val="20"/>
-                <w:szCs w:val="20"/>
-              </w:rPr>
-              <w:t>0.412 [0.398, 0.426]</w:t>
+              <w:t>0.357 [0.328, 0.386]</w:t>
             </w:r>
           </w:p>
         </w:tc>
@@ -2907,14 +2593,7 @@
               <w:rPr/>
             </w:pPr>
             <w:r>
-              <w:rPr>
-                <w:rFonts w:eastAsia="Times New Roman" w:cs="Times New Roman"/>
-                <w:b w:val="false"/>
-                <w:bCs w:val="false"/>
-                <w:sz w:val="20"/>
-                <w:szCs w:val="20"/>
-              </w:rPr>
-              <w:t>0.487 [0.471, 0.503]</w:t>
+              <w:t>0.576 [0.539, 0.612]</w:t>
             </w:r>
           </w:p>
         </w:tc>
@@ -2937,14 +2616,7 @@
               <w:rPr/>
             </w:pPr>
             <w:r>
-              <w:rPr>
-                <w:rFonts w:eastAsia="Times New Roman" w:cs="Times New Roman"/>
-                <w:b w:val="false"/>
-                <w:bCs w:val="false"/>
-                <w:sz w:val="20"/>
-                <w:szCs w:val="20"/>
-              </w:rPr>
-              <w:t>&lt; 0.01</w:t>
+              <w:t>&lt; 0.001</w:t>
             </w:r>
           </w:p>
         </w:tc>
@@ -2970,14 +2642,7 @@
               <w:rPr/>
             </w:pPr>
             <w:r>
-              <w:rPr>
-                <w:rFonts w:eastAsia="Times New Roman" w:cs="Times New Roman"/>
-                <w:b w:val="false"/>
-                <w:bCs w:val="false"/>
-                <w:sz w:val="20"/>
-                <w:szCs w:val="20"/>
-              </w:rPr>
-              <w:t>Mean Activation (FC1)</w:t>
+              <w:t>Mean Activation (FC1_post)</w:t>
             </w:r>
           </w:p>
         </w:tc>
@@ -3000,14 +2665,7 @@
               <w:rPr/>
             </w:pPr>
             <w:r>
-              <w:rPr>
-                <w:rFonts w:eastAsia="Times New Roman" w:cs="Times New Roman"/>
-                <w:b w:val="false"/>
-                <w:bCs w:val="false"/>
-                <w:sz w:val="20"/>
-                <w:szCs w:val="20"/>
-              </w:rPr>
-              <w:t>0.183 [0.174, 0.192]</w:t>
+              <w:t>4.83 [4.39, 5.28]</w:t>
             </w:r>
           </w:p>
         </w:tc>
@@ -3030,14 +2688,7 @@
               <w:rPr/>
             </w:pPr>
             <w:r>
-              <w:rPr>
-                <w:rFonts w:eastAsia="Times New Roman" w:cs="Times New Roman"/>
-                <w:b w:val="false"/>
-                <w:bCs w:val="false"/>
-                <w:sz w:val="20"/>
-                <w:szCs w:val="20"/>
-              </w:rPr>
-              <w:t>0.141 [0.133, 0.149]</w:t>
+              <w:t>1.53 [1.35, 1.71]</w:t>
             </w:r>
           </w:p>
         </w:tc>
@@ -3060,14 +2711,7 @@
               <w:rPr/>
             </w:pPr>
             <w:r>
-              <w:rPr>
-                <w:rFonts w:eastAsia="Times New Roman" w:cs="Times New Roman"/>
-                <w:b w:val="false"/>
-                <w:bCs w:val="false"/>
-                <w:sz w:val="20"/>
-                <w:szCs w:val="20"/>
-              </w:rPr>
-              <w:t>&lt; 0.01</w:t>
+              <w:t>&lt; 0.001</w:t>
             </w:r>
           </w:p>
         </w:tc>
@@ -3093,13 +2737,6 @@
               <w:rPr/>
             </w:pPr>
             <w:r>
-              <w:rPr>
-                <w:rFonts w:eastAsia="Times New Roman" w:cs="Times New Roman"/>
-                <w:b w:val="false"/>
-                <w:bCs w:val="false"/>
-                <w:sz w:val="20"/>
-                <w:szCs w:val="20"/>
-              </w:rPr>
               <w:t>PC1 Variance Explained</w:t>
             </w:r>
           </w:p>
@@ -3123,14 +2760,7 @@
               <w:rPr/>
             </w:pPr>
             <w:r>
-              <w:rPr>
-                <w:rFonts w:eastAsia="Times New Roman" w:cs="Times New Roman"/>
-                <w:b w:val="false"/>
-                <w:bCs w:val="false"/>
-                <w:sz w:val="20"/>
-                <w:szCs w:val="20"/>
-              </w:rPr>
-              <w:t>0.291 [0.276, 0.306]</w:t>
+              <w:t>0.263 [0.239, 0.288]</w:t>
             </w:r>
           </w:p>
         </w:tc>
@@ -3153,14 +2783,7 @@
               <w:rPr/>
             </w:pPr>
             <w:r>
-              <w:rPr>
-                <w:rFonts w:eastAsia="Times New Roman" w:cs="Times New Roman"/>
-                <w:b w:val="false"/>
-                <w:bCs w:val="false"/>
-                <w:sz w:val="20"/>
-                <w:szCs w:val="20"/>
-              </w:rPr>
-              <w:t>0.248 [0.233, 0.263]</w:t>
+              <w:t>0.250 [0.237, 0.263]</w:t>
             </w:r>
           </w:p>
         </w:tc>
@@ -3183,14 +2806,7 @@
               <w:rPr/>
             </w:pPr>
             <w:r>
-              <w:rPr>
-                <w:rFonts w:eastAsia="Times New Roman" w:cs="Times New Roman"/>
-                <w:b w:val="false"/>
-                <w:bCs w:val="false"/>
-                <w:sz w:val="20"/>
-                <w:szCs w:val="20"/>
-              </w:rPr>
-              <w:t>&lt; 0.05</w:t>
+              <w:t>0.25</w:t>
             </w:r>
           </w:p>
         </w:tc>
@@ -3350,14 +2966,6 @@
               <w:rPr/>
             </w:pPr>
             <w:r>
-              <w:rPr>
-                <w:rFonts w:eastAsia="Times New Roman" w:cs="Times New Roman"/>
-                <w:b/>
-                <w:bCs/>
-                <w:color w:val="FFFFFF"/>
-                <w:sz w:val="20"/>
-                <w:szCs w:val="20"/>
-              </w:rPr>
               <w:t>Metric</w:t>
             </w:r>
           </w:p>
@@ -3381,15 +2989,7 @@
               <w:rPr/>
             </w:pPr>
             <w:r>
-              <w:rPr>
-                <w:rFonts w:eastAsia="Times New Roman" w:cs="Times New Roman"/>
-                <w:b/>
-                <w:bCs/>
-                <w:color w:val="FFFFFF"/>
-                <w:sz w:val="20"/>
-                <w:szCs w:val="20"/>
-              </w:rPr>
-              <w:t>Value (mean ± CI)</w:t>
+              <w:t>Clean Model</w:t>
             </w:r>
           </w:p>
         </w:tc>
@@ -3412,15 +3012,7 @@
               <w:rPr/>
             </w:pPr>
             <w:r>
-              <w:rPr>
-                <w:rFonts w:eastAsia="Times New Roman" w:cs="Times New Roman"/>
-                <w:b/>
-                <w:bCs/>
-                <w:color w:val="FFFFFF"/>
-                <w:sz w:val="20"/>
-                <w:szCs w:val="20"/>
-              </w:rPr>
-              <w:t>Memorized</w:t>
+              <w:t>Corrupted Model</w:t>
             </w:r>
           </w:p>
         </w:tc>
@@ -3442,17 +3034,7 @@
               <w:jc w:val="center"/>
               <w:rPr/>
             </w:pPr>
-            <w:r>
-              <w:rPr>
-                <w:rFonts w:eastAsia="Times New Roman" w:cs="Times New Roman"/>
-                <w:b/>
-                <w:bCs/>
-                <w:color w:val="FFFFFF"/>
-                <w:sz w:val="20"/>
-                <w:szCs w:val="20"/>
-              </w:rPr>
-              <w:t>Non-Memorized</w:t>
-            </w:r>
+            <w:r/>
           </w:p>
         </w:tc>
       </w:tr>
@@ -3477,14 +3059,7 @@
               <w:rPr/>
             </w:pPr>
             <w:r>
-              <w:rPr>
-                <w:rFonts w:eastAsia="Times New Roman" w:cs="Times New Roman"/>
-                <w:b w:val="false"/>
-                <w:bCs w:val="false"/>
-                <w:sz w:val="20"/>
-                <w:szCs w:val="20"/>
-              </w:rPr>
-              <w:t>Loss Gap (memorized vs. rest)</w:t>
+              <w:t>Mean Loss</w:t>
             </w:r>
           </w:p>
         </w:tc>
@@ -3507,24 +3082,7 @@
               <w:rPr/>
             </w:pPr>
             <w:r>
-              <w:rPr>
-                <w:rFonts w:eastAsia="Times New Roman" w:cs="Times New Roman"/>
-                <w:b w:val="false"/>
-                <w:bCs w:val="false"/>
-                <w:sz w:val="20"/>
-                <w:szCs w:val="20"/>
-              </w:rPr>
-              <w:t>−</w:t>
-            </w:r>
-            <w:r>
-              <w:rPr>
-                <w:rFonts w:eastAsia="Times New Roman" w:cs="Times New Roman"/>
-                <w:b w:val="false"/>
-                <w:bCs w:val="false"/>
-                <w:sz w:val="20"/>
-                <w:szCs w:val="20"/>
-              </w:rPr>
-              <w:t>0.051 [−0.057, −0.045]</w:t>
+              <w:t>0.112 [0.108, 0.117]</w:t>
             </w:r>
           </w:p>
         </w:tc>
@@ -3547,14 +3105,7 @@
               <w:rPr/>
             </w:pPr>
             <w:r>
-              <w:rPr>
-                <w:rFonts w:eastAsia="Times New Roman" w:cs="Times New Roman"/>
-                <w:b w:val="false"/>
-                <w:bCs w:val="false"/>
-                <w:sz w:val="20"/>
-                <w:szCs w:val="20"/>
-              </w:rPr>
-              <w:t>Higher</w:t>
+              <w:t>0.408 [0.396, 0.420]</w:t>
             </w:r>
           </w:p>
         </w:tc>
@@ -3576,16 +3127,7 @@
               <w:jc w:val="center"/>
               <w:rPr/>
             </w:pPr>
-            <w:r>
-              <w:rPr>
-                <w:rFonts w:eastAsia="Times New Roman" w:cs="Times New Roman"/>
-                <w:b w:val="false"/>
-                <w:bCs w:val="false"/>
-                <w:sz w:val="20"/>
-                <w:szCs w:val="20"/>
-              </w:rPr>
-              <w:t>Lower</w:t>
-            </w:r>
+            <w:r/>
           </w:p>
         </w:tc>
       </w:tr>
@@ -3610,14 +3152,7 @@
               <w:rPr/>
             </w:pPr>
             <w:r>
-              <w:rPr>
-                <w:rFonts w:eastAsia="Times New Roman" w:cs="Times New Roman"/>
-                <w:b w:val="false"/>
-                <w:bCs w:val="false"/>
-                <w:sz w:val="20"/>
-                <w:szCs w:val="20"/>
-              </w:rPr>
-              <w:t>Influence Score (corrupted)</w:t>
+              <w:t>Accuracy (%)</w:t>
             </w:r>
           </w:p>
         </w:tc>
@@ -3640,14 +3175,7 @@
               <w:rPr/>
             </w:pPr>
             <w:r>
-              <w:rPr>
-                <w:rFonts w:eastAsia="Times New Roman" w:cs="Times New Roman"/>
-                <w:b w:val="false"/>
-                <w:bCs w:val="false"/>
-                <w:sz w:val="20"/>
-                <w:szCs w:val="20"/>
-              </w:rPr>
-              <w:t>0.187 [0.163, 0.211]</w:t>
+              <w:t>96.68 [96.58, 96.79]</w:t>
             </w:r>
           </w:p>
         </w:tc>
@@ -3670,14 +3198,7 @@
               <w:rPr/>
             </w:pPr>
             <w:r>
-              <w:rPr>
-                <w:rFonts w:eastAsia="Times New Roman" w:cs="Times New Roman"/>
-                <w:b w:val="false"/>
-                <w:bCs w:val="false"/>
-                <w:sz w:val="20"/>
-                <w:szCs w:val="20"/>
-              </w:rPr>
-              <w:t>High</w:t>
+              <w:t>94.21 [93.98, 94.45]</w:t>
             </w:r>
           </w:p>
         </w:tc>
@@ -3699,16 +3220,7 @@
               <w:jc w:val="center"/>
               <w:rPr/>
             </w:pPr>
-            <w:r>
-              <w:rPr>
-                <w:rFonts w:eastAsia="Times New Roman" w:cs="Times New Roman"/>
-                <w:b w:val="false"/>
-                <w:bCs w:val="false"/>
-                <w:sz w:val="20"/>
-                <w:szCs w:val="20"/>
-              </w:rPr>
-              <w:t>—</w:t>
-            </w:r>
+            <w:r/>
           </w:p>
         </w:tc>
       </w:tr>
@@ -3733,14 +3245,7 @@
               <w:rPr/>
             </w:pPr>
             <w:r>
-              <w:rPr>
-                <w:rFonts w:eastAsia="Times New Roman" w:cs="Times New Roman"/>
-                <w:b w:val="false"/>
-                <w:bCs w:val="false"/>
-                <w:sz w:val="20"/>
-                <w:szCs w:val="20"/>
-              </w:rPr>
-              <w:t>Influence Score (clean)</w:t>
+              <w:t>Definition</w:t>
             </w:r>
           </w:p>
         </w:tc>
@@ -3763,14 +3268,7 @@
               <w:rPr/>
             </w:pPr>
             <w:r>
-              <w:rPr>
-                <w:rFonts w:eastAsia="Times New Roman" w:cs="Times New Roman"/>
-                <w:b w:val="false"/>
-                <w:bCs w:val="false"/>
-                <w:sz w:val="20"/>
-                <w:szCs w:val="20"/>
-              </w:rPr>
-              <w:t>0.024 [0.018, 0.030]</w:t>
+              <w:t>Loss-quantile (top 25%)</w:t>
             </w:r>
           </w:p>
         </w:tc>
@@ -3793,14 +3291,7 @@
               <w:rPr/>
             </w:pPr>
             <w:r>
-              <w:rPr>
-                <w:rFonts w:eastAsia="Times New Roman" w:cs="Times New Roman"/>
-                <w:b w:val="false"/>
-                <w:bCs w:val="false"/>
-                <w:sz w:val="20"/>
-                <w:szCs w:val="20"/>
-              </w:rPr>
-              <w:t>—</w:t>
+              <w:t>Ground-truth (20% flipped)</w:t>
             </w:r>
           </w:p>
         </w:tc>
@@ -3822,16 +3313,7 @@
               <w:jc w:val="center"/>
               <w:rPr/>
             </w:pPr>
-            <w:r>
-              <w:rPr>
-                <w:rFonts w:eastAsia="Times New Roman" w:cs="Times New Roman"/>
-                <w:b w:val="false"/>
-                <w:bCs w:val="false"/>
-                <w:sz w:val="20"/>
-                <w:szCs w:val="20"/>
-              </w:rPr>
-              <w:t>Low</w:t>
-            </w:r>
+            <w:r/>
           </w:p>
         </w:tc>
       </w:tr>
@@ -3856,14 +3338,7 @@
               <w:rPr/>
             </w:pPr>
             <w:r>
-              <w:rPr>
-                <w:rFonts w:eastAsia="Times New Roman" w:cs="Times New Roman"/>
-                <w:b w:val="false"/>
-                <w:bCs w:val="false"/>
-                <w:sz w:val="20"/>
-                <w:szCs w:val="20"/>
-              </w:rPr>
-              <w:t>Mean Circuit Size (units/class)</w:t>
+              <w:t>Loss Gap (memorized − forgotten)</w:t>
             </w:r>
           </w:p>
         </w:tc>
@@ -3886,14 +3361,7 @@
               <w:rPr/>
             </w:pPr>
             <w:r>
-              <w:rPr>
-                <w:rFonts w:eastAsia="Times New Roman" w:cs="Times New Roman"/>
-                <w:b w:val="false"/>
-                <w:bCs w:val="false"/>
-                <w:sz w:val="20"/>
-                <w:szCs w:val="20"/>
-              </w:rPr>
-              <w:t>6.6 [6.1, 7.1]</w:t>
+              <w:t>+0.442 [+0.426, +0.458]</w:t>
             </w:r>
           </w:p>
         </w:tc>
@@ -3916,14 +3384,7 @@
               <w:rPr/>
             </w:pPr>
             <w:r>
-              <w:rPr>
-                <w:rFonts w:eastAsia="Times New Roman" w:cs="Times New Roman"/>
-                <w:b w:val="false"/>
-                <w:bCs w:val="false"/>
-                <w:sz w:val="20"/>
-                <w:szCs w:val="20"/>
-              </w:rPr>
-              <w:t>~3 units</w:t>
+              <w:t>−0.051 [−0.057, −0.045]</w:t>
             </w:r>
           </w:p>
         </w:tc>
@@ -3945,16 +3406,7 @@
               <w:jc w:val="center"/>
               <w:rPr/>
             </w:pPr>
-            <w:r>
-              <w:rPr>
-                <w:rFonts w:eastAsia="Times New Roman" w:cs="Times New Roman"/>
-                <w:b w:val="false"/>
-                <w:bCs w:val="false"/>
-                <w:sz w:val="20"/>
-                <w:szCs w:val="20"/>
-              </w:rPr>
-              <w:t>~7 units</w:t>
-            </w:r>
+            <w:r/>
           </w:p>
         </w:tc>
       </w:tr>
@@ -3978,16 +3430,7 @@
               <w:jc w:val="start"/>
               <w:rPr/>
             </w:pPr>
-            <w:r>
-              <w:rPr>
-                <w:rFonts w:eastAsia="Times New Roman" w:cs="Times New Roman"/>
-                <w:b w:val="false"/>
-                <w:bCs w:val="false"/>
-                <w:sz w:val="20"/>
-                <w:szCs w:val="20"/>
-              </w:rPr>
-              <w:t>Monosemantic Units (%)</w:t>
-            </w:r>
+            <w:r/>
           </w:p>
         </w:tc>
         <w:tc>
@@ -4008,16 +3451,7 @@
               <w:jc w:val="center"/>
               <w:rPr/>
             </w:pPr>
-            <w:r>
-              <w:rPr>
-                <w:rFonts w:eastAsia="Times New Roman" w:cs="Times New Roman"/>
-                <w:b w:val="false"/>
-                <w:bCs w:val="false"/>
-                <w:sz w:val="20"/>
-                <w:szCs w:val="20"/>
-              </w:rPr>
-              <w:t>26.9 [20.2, 33.6]</w:t>
-            </w:r>
+            <w:r/>
           </w:p>
         </w:tc>
         <w:tc>
@@ -4038,16 +3472,7 @@
               <w:jc w:val="center"/>
               <w:rPr/>
             </w:pPr>
-            <w:r>
-              <w:rPr>
-                <w:rFonts w:eastAsia="Times New Roman" w:cs="Times New Roman"/>
-                <w:b w:val="false"/>
-                <w:bCs w:val="false"/>
-                <w:sz w:val="20"/>
-                <w:szCs w:val="20"/>
-              </w:rPr>
-              <w:t>More</w:t>
-            </w:r>
+            <w:r/>
           </w:p>
         </w:tc>
         <w:tc>
@@ -4068,16 +3493,7 @@
               <w:jc w:val="center"/>
               <w:rPr/>
             </w:pPr>
-            <w:r>
-              <w:rPr>
-                <w:rFonts w:eastAsia="Times New Roman" w:cs="Times New Roman"/>
-                <w:b w:val="false"/>
-                <w:bCs w:val="false"/>
-                <w:sz w:val="20"/>
-                <w:szCs w:val="20"/>
-              </w:rPr>
-              <w:t>Less</w:t>
-            </w:r>
+            <w:r/>
           </w:p>
         </w:tc>
       </w:tr>
@@ -4101,16 +3517,7 @@
               <w:jc w:val="start"/>
               <w:rPr/>
             </w:pPr>
-            <w:r>
-              <w:rPr>
-                <w:rFonts w:eastAsia="Times New Roman" w:cs="Times New Roman"/>
-                <w:b w:val="false"/>
-                <w:bCs w:val="false"/>
-                <w:sz w:val="20"/>
-                <w:szCs w:val="20"/>
-              </w:rPr>
-              <w:t>Validation AUC vs. Ground Truth</w:t>
-            </w:r>
+            <w:r/>
           </w:p>
         </w:tc>
         <w:tc>
@@ -4131,16 +3538,7 @@
               <w:jc w:val="center"/>
               <w:rPr/>
             </w:pPr>
-            <w:r>
-              <w:rPr>
-                <w:rFonts w:eastAsia="Times New Roman" w:cs="Times New Roman"/>
-                <w:b w:val="false"/>
-                <w:bCs w:val="false"/>
-                <w:sz w:val="20"/>
-                <w:szCs w:val="20"/>
-              </w:rPr>
-              <w:t>0.71 [0.67, 0.75]</w:t>
-            </w:r>
+            <w:r/>
           </w:p>
         </w:tc>
         <w:tc>
@@ -4161,16 +3559,7 @@
               <w:jc w:val="center"/>
               <w:rPr/>
             </w:pPr>
-            <w:r>
-              <w:rPr>
-                <w:rFonts w:eastAsia="Times New Roman" w:cs="Times New Roman"/>
-                <w:b w:val="false"/>
-                <w:bCs w:val="false"/>
-                <w:sz w:val="20"/>
-                <w:szCs w:val="20"/>
-              </w:rPr>
-              <w:t>—</w:t>
-            </w:r>
+            <w:r/>
           </w:p>
         </w:tc>
         <w:tc>
@@ -4191,16 +3580,7 @@
               <w:jc w:val="center"/>
               <w:rPr/>
             </w:pPr>
-            <w:r>
-              <w:rPr>
-                <w:rFonts w:eastAsia="Times New Roman" w:cs="Times New Roman"/>
-                <w:b w:val="false"/>
-                <w:bCs w:val="false"/>
-                <w:sz w:val="20"/>
-                <w:szCs w:val="20"/>
-              </w:rPr>
-              <w:t>—</w:t>
-            </w:r>
+            <w:r/>
           </w:p>
         </w:tc>
       </w:tr>
@@ -4224,16 +3604,7 @@
               <w:jc w:val="start"/>
               <w:rPr/>
             </w:pPr>
-            <w:r>
-              <w:rPr>
-                <w:rFonts w:eastAsia="Times New Roman" w:cs="Times New Roman"/>
-                <w:b w:val="false"/>
-                <w:bCs w:val="false"/>
-                <w:sz w:val="20"/>
-                <w:szCs w:val="20"/>
-              </w:rPr>
-              <w:t>Corruption Detection Rate (%)</w:t>
-            </w:r>
+            <w:r/>
           </w:p>
         </w:tc>
         <w:tc>
@@ -4254,16 +3625,7 @@
               <w:jc w:val="center"/>
               <w:rPr/>
             </w:pPr>
-            <w:r>
-              <w:rPr>
-                <w:rFonts w:eastAsia="Times New Roman" w:cs="Times New Roman"/>
-                <w:b w:val="false"/>
-                <w:bCs w:val="false"/>
-                <w:sz w:val="20"/>
-                <w:szCs w:val="20"/>
-              </w:rPr>
-              <w:t>68.4 [62.1, 74.7]</w:t>
-            </w:r>
+            <w:r/>
           </w:p>
         </w:tc>
         <w:tc>
@@ -4284,16 +3646,7 @@
               <w:jc w:val="center"/>
               <w:rPr/>
             </w:pPr>
-            <w:r>
-              <w:rPr>
-                <w:rFonts w:eastAsia="Times New Roman" w:cs="Times New Roman"/>
-                <w:b w:val="false"/>
-                <w:bCs w:val="false"/>
-                <w:sz w:val="20"/>
-                <w:szCs w:val="20"/>
-              </w:rPr>
-              <w:t>Top quartile</w:t>
-            </w:r>
+            <w:r/>
           </w:p>
         </w:tc>
         <w:tc>
@@ -4314,16 +3667,7 @@
               <w:jc w:val="center"/>
               <w:rPr/>
             </w:pPr>
-            <w:r>
-              <w:rPr>
-                <w:rFonts w:eastAsia="Times New Roman" w:cs="Times New Roman"/>
-                <w:b w:val="false"/>
-                <w:bCs w:val="false"/>
-                <w:sz w:val="20"/>
-                <w:szCs w:val="20"/>
-              </w:rPr>
-              <w:t>—</w:t>
-            </w:r>
+            <w:r/>
           </w:p>
         </w:tc>
       </w:tr>
@@ -4483,14 +3827,6 @@
               <w:rPr/>
             </w:pPr>
             <w:r>
-              <w:rPr>
-                <w:rFonts w:eastAsia="Times New Roman" w:cs="Times New Roman"/>
-                <w:b/>
-                <w:bCs/>
-                <w:color w:val="FFFFFF"/>
-                <w:sz w:val="20"/>
-                <w:szCs w:val="20"/>
-              </w:rPr>
               <w:t>Config</w:t>
             </w:r>
           </w:p>
@@ -4514,15 +3850,7 @@
               <w:rPr/>
             </w:pPr>
             <w:r>
-              <w:rPr>
-                <w:rFonts w:eastAsia="Times New Roman" w:cs="Times New Roman"/>
-                <w:b/>
-                <w:bCs/>
-                <w:color w:val="FFFFFF"/>
-                <w:sz w:val="20"/>
-                <w:szCs w:val="20"/>
-              </w:rPr>
-              <w:t>Recovery (pp)</w:t>
+              <w:t>Recovery (mean ± std)</w:t>
             </w:r>
           </w:p>
         </w:tc>
@@ -4545,15 +3873,7 @@
               <w:rPr/>
             </w:pPr>
             <w:r>
-              <w:rPr>
-                <w:rFonts w:eastAsia="Times New Roman" w:cs="Times New Roman"/>
-                <w:b/>
-                <w:bCs/>
-                <w:color w:val="FFFFFF"/>
-                <w:sz w:val="20"/>
-                <w:szCs w:val="20"/>
-              </w:rPr>
-              <w:t>Side Effects (%)</w:t>
+              <w:t>Side Effects</w:t>
             </w:r>
           </w:p>
         </w:tc>
@@ -4576,14 +3896,6 @@
               <w:rPr/>
             </w:pPr>
             <w:r>
-              <w:rPr>
-                <w:rFonts w:eastAsia="Times New Roman" w:cs="Times New Roman"/>
-                <w:b/>
-                <w:bCs/>
-                <w:color w:val="FFFFFF"/>
-                <w:sz w:val="20"/>
-                <w:szCs w:val="20"/>
-              </w:rPr>
               <w:t>Edit ‖ΔW‖</w:t>
             </w:r>
           </w:p>
@@ -4607,14 +3919,6 @@
               <w:rPr/>
             </w:pPr>
             <w:r>
-              <w:rPr>
-                <w:rFonts w:eastAsia="Times New Roman" w:cs="Times New Roman"/>
-                <w:b/>
-                <w:bCs/>
-                <w:color w:val="FFFFFF"/>
-                <w:sz w:val="20"/>
-                <w:szCs w:val="20"/>
-              </w:rPr>
               <w:t>Seeds</w:t>
             </w:r>
           </w:p>
@@ -4641,13 +3945,6 @@
               <w:rPr/>
             </w:pPr>
             <w:r>
-              <w:rPr>
-                <w:rFonts w:eastAsia="Times New Roman" w:cs="Times New Roman"/>
-                <w:b w:val="false"/>
-                <w:bCs w:val="false"/>
-                <w:sz w:val="20"/>
-                <w:szCs w:val="20"/>
-              </w:rPr>
               <w:t>7 → 1</w:t>
             </w:r>
           </w:p>
@@ -4671,14 +3968,7 @@
               <w:rPr/>
             </w:pPr>
             <w:r>
-              <w:rPr>
-                <w:rFonts w:eastAsia="Times New Roman" w:cs="Times New Roman"/>
-                <w:b w:val="false"/>
-                <w:bCs w:val="false"/>
-                <w:sz w:val="20"/>
-                <w:szCs w:val="20"/>
-              </w:rPr>
-              <w:t>+11.6</w:t>
+              <w:t>+0.141 ± 0.083</w:t>
             </w:r>
           </w:p>
         </w:tc>
@@ -4701,14 +3991,7 @@
               <w:rPr/>
             </w:pPr>
             <w:r>
-              <w:rPr>
-                <w:rFonts w:eastAsia="Times New Roman" w:cs="Times New Roman"/>
-                <w:b w:val="false"/>
-                <w:bCs w:val="false"/>
-                <w:sz w:val="20"/>
-                <w:szCs w:val="20"/>
-              </w:rPr>
-              <w:t>~17–25</w:t>
+              <w:t>0.171</w:t>
             </w:r>
           </w:p>
         </w:tc>
@@ -4731,14 +4014,7 @@
               <w:rPr/>
             </w:pPr>
             <w:r>
-              <w:rPr>
-                <w:rFonts w:eastAsia="Times New Roman" w:cs="Times New Roman"/>
-                <w:b w:val="false"/>
-                <w:bCs w:val="false"/>
-                <w:sz w:val="20"/>
-                <w:szCs w:val="20"/>
-              </w:rPr>
-              <w:t>0.38</w:t>
+              <w:t>1.102</w:t>
             </w:r>
           </w:p>
         </w:tc>
@@ -4761,13 +4037,6 @@
               <w:rPr/>
             </w:pPr>
             <w:r>
-              <w:rPr>
-                <w:rFonts w:eastAsia="Times New Roman" w:cs="Times New Roman"/>
-                <w:b w:val="false"/>
-                <w:bCs w:val="false"/>
-                <w:sz w:val="20"/>
-                <w:szCs w:val="20"/>
-              </w:rPr>
               <w:t>5</w:t>
             </w:r>
           </w:p>
@@ -4794,13 +4063,6 @@
               <w:rPr/>
             </w:pPr>
             <w:r>
-              <w:rPr>
-                <w:rFonts w:eastAsia="Times New Roman" w:cs="Times New Roman"/>
-                <w:b w:val="false"/>
-                <w:bCs w:val="false"/>
-                <w:sz w:val="20"/>
-                <w:szCs w:val="20"/>
-              </w:rPr>
               <w:t>1 → 7</w:t>
             </w:r>
           </w:p>
@@ -4824,14 +4086,7 @@
               <w:rPr/>
             </w:pPr>
             <w:r>
-              <w:rPr>
-                <w:rFonts w:eastAsia="Times New Roman" w:cs="Times New Roman"/>
-                <w:b w:val="false"/>
-                <w:bCs w:val="false"/>
-                <w:sz w:val="20"/>
-                <w:szCs w:val="20"/>
-              </w:rPr>
-              <w:t>+19.5</w:t>
+              <w:t>+0.217 ± 0.069</w:t>
             </w:r>
           </w:p>
         </w:tc>
@@ -4854,14 +4109,7 @@
               <w:rPr/>
             </w:pPr>
             <w:r>
-              <w:rPr>
-                <w:rFonts w:eastAsia="Times New Roman" w:cs="Times New Roman"/>
-                <w:b w:val="false"/>
-                <w:bCs w:val="false"/>
-                <w:sz w:val="20"/>
-                <w:szCs w:val="20"/>
-              </w:rPr>
-              <w:t>~17–25</w:t>
+              <w:t>0.240</w:t>
             </w:r>
           </w:p>
         </w:tc>
@@ -4884,14 +4132,7 @@
               <w:rPr/>
             </w:pPr>
             <w:r>
-              <w:rPr>
-                <w:rFonts w:eastAsia="Times New Roman" w:cs="Times New Roman"/>
-                <w:b w:val="false"/>
-                <w:bCs w:val="false"/>
-                <w:sz w:val="20"/>
-                <w:szCs w:val="20"/>
-              </w:rPr>
-              <w:t>0.41</w:t>
+              <w:t>1.017</w:t>
             </w:r>
           </w:p>
         </w:tc>
@@ -4914,13 +4155,6 @@
               <w:rPr/>
             </w:pPr>
             <w:r>
-              <w:rPr>
-                <w:rFonts w:eastAsia="Times New Roman" w:cs="Times New Roman"/>
-                <w:b w:val="false"/>
-                <w:bCs w:val="false"/>
-                <w:sz w:val="20"/>
-                <w:szCs w:val="20"/>
-              </w:rPr>
               <w:t>5</w:t>
             </w:r>
           </w:p>
@@ -4947,13 +4181,6 @@
               <w:rPr/>
             </w:pPr>
             <w:r>
-              <w:rPr>
-                <w:rFonts w:eastAsia="Times New Roman" w:cs="Times New Roman"/>
-                <w:b w:val="false"/>
-                <w:bCs w:val="false"/>
-                <w:sz w:val="20"/>
-                <w:szCs w:val="20"/>
-              </w:rPr>
               <w:t>5 → 6</w:t>
             </w:r>
           </w:p>
@@ -4977,14 +4204,7 @@
               <w:rPr/>
             </w:pPr>
             <w:r>
-              <w:rPr>
-                <w:rFonts w:eastAsia="Times New Roman" w:cs="Times New Roman"/>
-                <w:b w:val="false"/>
-                <w:bCs w:val="false"/>
-                <w:sz w:val="20"/>
-                <w:szCs w:val="20"/>
-              </w:rPr>
-              <w:t>+16.0</w:t>
+              <w:t>+0.120 ± 0.034</w:t>
             </w:r>
           </w:p>
         </w:tc>
@@ -5007,14 +4227,7 @@
               <w:rPr/>
             </w:pPr>
             <w:r>
-              <w:rPr>
-                <w:rFonts w:eastAsia="Times New Roman" w:cs="Times New Roman"/>
-                <w:b w:val="false"/>
-                <w:bCs w:val="false"/>
-                <w:sz w:val="20"/>
-                <w:szCs w:val="20"/>
-              </w:rPr>
-              <w:t>~17–25</w:t>
+              <w:t>0.246</w:t>
             </w:r>
           </w:p>
         </w:tc>
@@ -5037,14 +4250,7 @@
               <w:rPr/>
             </w:pPr>
             <w:r>
-              <w:rPr>
-                <w:rFonts w:eastAsia="Times New Roman" w:cs="Times New Roman"/>
-                <w:b w:val="false"/>
-                <w:bCs w:val="false"/>
-                <w:sz w:val="20"/>
-                <w:szCs w:val="20"/>
-              </w:rPr>
-              <w:t>0.35</w:t>
+              <w:t>0.934</w:t>
             </w:r>
           </w:p>
         </w:tc>
@@ -5067,13 +4273,6 @@
               <w:rPr/>
             </w:pPr>
             <w:r>
-              <w:rPr>
-                <w:rFonts w:eastAsia="Times New Roman" w:cs="Times New Roman"/>
-                <w:b w:val="false"/>
-                <w:bCs w:val="false"/>
-                <w:sz w:val="20"/>
-                <w:szCs w:val="20"/>
-              </w:rPr>
               <w:t>5</w:t>
             </w:r>
           </w:p>
@@ -5100,13 +4299,6 @@
               <w:rPr/>
             </w:pPr>
             <w:r>
-              <w:rPr>
-                <w:rFonts w:eastAsia="Times New Roman" w:cs="Times New Roman"/>
-                <w:b w:val="false"/>
-                <w:bCs w:val="false"/>
-                <w:sz w:val="20"/>
-                <w:szCs w:val="20"/>
-              </w:rPr>
               <w:t>0 → 8</w:t>
             </w:r>
           </w:p>
@@ -5130,14 +4322,7 @@
               <w:rPr/>
             </w:pPr>
             <w:r>
-              <w:rPr>
-                <w:rFonts w:eastAsia="Times New Roman" w:cs="Times New Roman"/>
-                <w:b w:val="false"/>
-                <w:bCs w:val="false"/>
-                <w:sz w:val="20"/>
-                <w:szCs w:val="20"/>
-              </w:rPr>
-              <w:t>+9.7</w:t>
+              <w:t>+0.097 ± 0.060</w:t>
             </w:r>
           </w:p>
         </w:tc>
@@ -5160,14 +4345,7 @@
               <w:rPr/>
             </w:pPr>
             <w:r>
-              <w:rPr>
-                <w:rFonts w:eastAsia="Times New Roman" w:cs="Times New Roman"/>
-                <w:b w:val="false"/>
-                <w:bCs w:val="false"/>
-                <w:sz w:val="20"/>
-                <w:szCs w:val="20"/>
-              </w:rPr>
-              <w:t>~17–25</w:t>
+              <w:t>0.216</w:t>
             </w:r>
           </w:p>
         </w:tc>
@@ -5190,14 +4368,7 @@
               <w:rPr/>
             </w:pPr>
             <w:r>
-              <w:rPr>
-                <w:rFonts w:eastAsia="Times New Roman" w:cs="Times New Roman"/>
-                <w:b w:val="false"/>
-                <w:bCs w:val="false"/>
-                <w:sz w:val="20"/>
-                <w:szCs w:val="20"/>
-              </w:rPr>
-              <w:t>0.44</w:t>
+              <w:t>0.881</w:t>
             </w:r>
           </w:p>
         </w:tc>
@@ -5220,13 +4391,6 @@
               <w:rPr/>
             </w:pPr>
             <w:r>
-              <w:rPr>
-                <w:rFonts w:eastAsia="Times New Roman" w:cs="Times New Roman"/>
-                <w:b w:val="false"/>
-                <w:bCs w:val="false"/>
-                <w:sz w:val="20"/>
-                <w:szCs w:val="20"/>
-              </w:rPr>
               <w:t>5</w:t>
             </w:r>
           </w:p>
@@ -5253,13 +4417,6 @@
               <w:rPr/>
             </w:pPr>
             <w:r>
-              <w:rPr>
-                <w:rFonts w:eastAsia="Times New Roman" w:cs="Times New Roman"/>
-                <w:b/>
-                <w:bCs/>
-                <w:sz w:val="20"/>
-                <w:szCs w:val="20"/>
-              </w:rPr>
               <w:t>Average</w:t>
             </w:r>
           </w:p>
@@ -5283,14 +4440,7 @@
               <w:rPr/>
             </w:pPr>
             <w:r>
-              <w:rPr>
-                <w:rFonts w:eastAsia="Times New Roman" w:cs="Times New Roman"/>
-                <w:b/>
-                <w:bCs/>
-                <w:sz w:val="20"/>
-                <w:szCs w:val="20"/>
-              </w:rPr>
-              <w:t>+14.2</w:t>
+              <w:t>+0.144</w:t>
             </w:r>
           </w:p>
         </w:tc>
@@ -5313,14 +4463,7 @@
               <w:rPr/>
             </w:pPr>
             <w:r>
-              <w:rPr>
-                <w:rFonts w:eastAsia="Times New Roman" w:cs="Times New Roman"/>
-                <w:b/>
-                <w:bCs/>
-                <w:sz w:val="20"/>
-                <w:szCs w:val="20"/>
-              </w:rPr>
-              <w:t>~21</w:t>
+              <w:t>0.218</w:t>
             </w:r>
           </w:p>
         </w:tc>
@@ -5343,14 +4486,7 @@
               <w:rPr/>
             </w:pPr>
             <w:r>
-              <w:rPr>
-                <w:rFonts w:eastAsia="Times New Roman" w:cs="Times New Roman"/>
-                <w:b/>
-                <w:bCs/>
-                <w:sz w:val="20"/>
-                <w:szCs w:val="20"/>
-              </w:rPr>
-              <w:t>0.40</w:t>
+              <w:t>0.984</w:t>
             </w:r>
           </w:p>
         </w:tc>
@@ -5373,13 +4509,6 @@
               <w:rPr/>
             </w:pPr>
             <w:r>
-              <w:rPr>
-                <w:rFonts w:eastAsia="Times New Roman" w:cs="Times New Roman"/>
-                <w:b/>
-                <w:bCs/>
-                <w:sz w:val="20"/>
-                <w:szCs w:val="20"/>
-              </w:rPr>
               <w:t>—</w:t>
             </w:r>
           </w:p>
@@ -6248,7 +5377,7 @@
           <w:sz w:val="22"/>
           <w:szCs w:val="22"/>
         </w:rPr>
-        <w:t>A rank-eight approximation (out of 16 possible) recovers approximately 90% of full test accuracy in both clean and corrupted models, confirming that the information most relevant to classification—including the memorized associations responsible for the backdoor—is concentrated in the top eight singular directions of the weight matrices. Combined with the ROME results, this suggests that memorized label associations occupy a compact, low-dimensional subspace of the full weight matrix.</w:t>
+        <w:t>A rank-eight approximation (out of 10 possible) recovers approximately 90% of full test accuracy in both clean and corrupted models, confirming that the information most relevant to classification—including the memorized associations responsible for the backdoor—is concentrated in the top eight singular directions of the weight matrices. Combined with the ROME results, this suggests that memorized label associations occupy a compact, low-dimensional subspace of the full weight matrix.</w:t>
       </w:r>
     </w:p>
     <w:p>
@@ -6542,13 +5671,6 @@
               <w:rPr/>
             </w:pPr>
             <w:r>
-              <w:rPr>
-                <w:rFonts w:eastAsia="Times New Roman" w:cs="Times New Roman"/>
-                <w:b w:val="false"/>
-                <w:bCs w:val="false"/>
-                <w:sz w:val="20"/>
-                <w:szCs w:val="20"/>
-              </w:rPr>
               <w:t>16</w:t>
             </w:r>
           </w:p>
@@ -6572,13 +5694,6 @@
               <w:rPr/>
             </w:pPr>
             <w:r>
-              <w:rPr>
-                <w:rFonts w:eastAsia="Times New Roman" w:cs="Times New Roman"/>
-                <w:b w:val="false"/>
-                <w:bCs w:val="false"/>
-                <w:sz w:val="20"/>
-                <w:szCs w:val="20"/>
-              </w:rPr>
               <w:t>0.862</w:t>
             </w:r>
           </w:p>
@@ -6602,13 +5717,6 @@
               <w:rPr/>
             </w:pPr>
             <w:r>
-              <w:rPr>
-                <w:rFonts w:eastAsia="Times New Roman" w:cs="Times New Roman"/>
-                <w:b w:val="false"/>
-                <w:bCs w:val="false"/>
-                <w:sz w:val="20"/>
-                <w:szCs w:val="20"/>
-              </w:rPr>
               <w:t>26.9</w:t>
             </w:r>
           </w:p>
@@ -6632,13 +5740,6 @@
               <w:rPr/>
             </w:pPr>
             <w:r>
-              <w:rPr>
-                <w:rFonts w:eastAsia="Times New Roman" w:cs="Times New Roman"/>
-                <w:b w:val="false"/>
-                <w:bCs w:val="false"/>
-                <w:sz w:val="20"/>
-                <w:szCs w:val="20"/>
-              </w:rPr>
               <w:t>6.6</w:t>
             </w:r>
           </w:p>
@@ -6662,14 +5763,7 @@
               <w:rPr/>
             </w:pPr>
             <w:r>
-              <w:rPr>
-                <w:rFonts w:eastAsia="Times New Roman" w:cs="Times New Roman"/>
-                <w:b w:val="false"/>
-                <w:bCs w:val="false"/>
-                <w:sz w:val="20"/>
-                <w:szCs w:val="20"/>
-              </w:rPr>
-              <w:t>0.41</w:t>
+              <w:t>0.588</w:t>
             </w:r>
           </w:p>
         </w:tc>
@@ -6692,13 +5786,6 @@
               <w:rPr/>
             </w:pPr>
             <w:r>
-              <w:rPr>
-                <w:rFonts w:eastAsia="Times New Roman" w:cs="Times New Roman"/>
-                <w:b w:val="false"/>
-                <w:bCs w:val="false"/>
-                <w:sz w:val="20"/>
-                <w:szCs w:val="20"/>
-              </w:rPr>
               <w:t>95.31</w:t>
             </w:r>
           </w:p>
@@ -6725,13 +5812,6 @@
               <w:rPr/>
             </w:pPr>
             <w:r>
-              <w:rPr>
-                <w:rFonts w:eastAsia="Times New Roman" w:cs="Times New Roman"/>
-                <w:b w:val="false"/>
-                <w:bCs w:val="false"/>
-                <w:sz w:val="20"/>
-                <w:szCs w:val="20"/>
-              </w:rPr>
               <w:t>32</w:t>
             </w:r>
           </w:p>
@@ -6755,14 +5835,7 @@
               <w:rPr/>
             </w:pPr>
             <w:r>
-              <w:rPr>
-                <w:rFonts w:eastAsia="Times New Roman" w:cs="Times New Roman"/>
-                <w:b w:val="false"/>
-                <w:bCs w:val="false"/>
-                <w:sz w:val="20"/>
-                <w:szCs w:val="20"/>
-              </w:rPr>
-              <w:t>0.741</w:t>
+              <w:t>0.654</w:t>
             </w:r>
           </w:p>
         </w:tc>
@@ -6785,14 +5858,7 @@
               <w:rPr/>
             </w:pPr>
             <w:r>
-              <w:rPr>
-                <w:rFonts w:eastAsia="Times New Roman" w:cs="Times New Roman"/>
-                <w:b w:val="false"/>
-                <w:bCs w:val="false"/>
-                <w:sz w:val="20"/>
-                <w:szCs w:val="20"/>
-              </w:rPr>
-              <w:t>21.3</w:t>
+              <w:t>22.2</w:t>
             </w:r>
           </w:p>
         </w:tc>
@@ -6815,14 +5881,7 @@
               <w:rPr/>
             </w:pPr>
             <w:r>
-              <w:rPr>
-                <w:rFonts w:eastAsia="Times New Roman" w:cs="Times New Roman"/>
-                <w:b w:val="false"/>
-                <w:bCs w:val="false"/>
-                <w:sz w:val="20"/>
-                <w:szCs w:val="20"/>
-              </w:rPr>
-              <w:t>9.2</w:t>
+              <w:t>8.3</w:t>
             </w:r>
           </w:p>
         </w:tc>
@@ -6845,14 +5904,7 @@
               <w:rPr/>
             </w:pPr>
             <w:r>
-              <w:rPr>
-                <w:rFonts w:eastAsia="Times New Roman" w:cs="Times New Roman"/>
-                <w:b w:val="false"/>
-                <w:bCs w:val="false"/>
-                <w:sz w:val="20"/>
-                <w:szCs w:val="20"/>
-              </w:rPr>
-              <w:t>0.38</w:t>
+              <w:t>0.740</w:t>
             </w:r>
           </w:p>
         </w:tc>
@@ -6875,14 +5927,7 @@
               <w:rPr/>
             </w:pPr>
             <w:r>
-              <w:rPr>
-                <w:rFonts w:eastAsia="Times New Roman" w:cs="Times New Roman"/>
-                <w:b w:val="false"/>
-                <w:bCs w:val="false"/>
-                <w:sz w:val="20"/>
-                <w:szCs w:val="20"/>
-              </w:rPr>
-              <w:t>96.18</w:t>
+              <w:t>96.85</w:t>
             </w:r>
           </w:p>
         </w:tc>
@@ -6908,13 +5953,6 @@
               <w:rPr/>
             </w:pPr>
             <w:r>
-              <w:rPr>
-                <w:rFonts w:eastAsia="Times New Roman" w:cs="Times New Roman"/>
-                <w:b w:val="false"/>
-                <w:bCs w:val="false"/>
-                <w:sz w:val="20"/>
-                <w:szCs w:val="20"/>
-              </w:rPr>
               <w:t>64</w:t>
             </w:r>
           </w:p>
@@ -6938,14 +5976,7 @@
               <w:rPr/>
             </w:pPr>
             <w:r>
-              <w:rPr>
-                <w:rFonts w:eastAsia="Times New Roman" w:cs="Times New Roman"/>
-                <w:b w:val="false"/>
-                <w:bCs w:val="false"/>
-                <w:sz w:val="20"/>
-                <w:szCs w:val="20"/>
-              </w:rPr>
-              <w:t>0.653</w:t>
+              <w:t>0.560</w:t>
             </w:r>
           </w:p>
         </w:tc>
@@ -6968,14 +5999,7 @@
               <w:rPr/>
             </w:pPr>
             <w:r>
-              <w:rPr>
-                <w:rFonts w:eastAsia="Times New Roman" w:cs="Times New Roman"/>
-                <w:b w:val="false"/>
-                <w:bCs w:val="false"/>
-                <w:sz w:val="20"/>
-                <w:szCs w:val="20"/>
-              </w:rPr>
-              <w:t>17.8</w:t>
+              <w:t>21.2</w:t>
             </w:r>
           </w:p>
         </w:tc>
@@ -6998,14 +6022,7 @@
               <w:rPr/>
             </w:pPr>
             <w:r>
-              <w:rPr>
-                <w:rFonts w:eastAsia="Times New Roman" w:cs="Times New Roman"/>
-                <w:b w:val="false"/>
-                <w:bCs w:val="false"/>
-                <w:sz w:val="20"/>
-                <w:szCs w:val="20"/>
-              </w:rPr>
-              <w:t>14.7</w:t>
+              <w:t>3.5</w:t>
             </w:r>
           </w:p>
         </w:tc>
@@ -7028,14 +6045,7 @@
               <w:rPr/>
             </w:pPr>
             <w:r>
-              <w:rPr>
-                <w:rFonts w:eastAsia="Times New Roman" w:cs="Times New Roman"/>
-                <w:b w:val="false"/>
-                <w:bCs w:val="false"/>
-                <w:sz w:val="20"/>
-                <w:szCs w:val="20"/>
-              </w:rPr>
-              <w:t>0.34</w:t>
+              <w:t>0.945</w:t>
             </w:r>
           </w:p>
         </w:tc>
@@ -7058,14 +6068,7 @@
               <w:rPr/>
             </w:pPr>
             <w:r>
-              <w:rPr>
-                <w:rFonts w:eastAsia="Times New Roman" w:cs="Times New Roman"/>
-                <w:b w:val="false"/>
-                <w:bCs w:val="false"/>
-                <w:sz w:val="20"/>
-                <w:szCs w:val="20"/>
-              </w:rPr>
-              <w:t>96.74</w:t>
+              <w:t>97.50</w:t>
             </w:r>
           </w:p>
         </w:tc>
@@ -7091,13 +6094,6 @@
               <w:rPr/>
             </w:pPr>
             <w:r>
-              <w:rPr>
-                <w:rFonts w:eastAsia="Times New Roman" w:cs="Times New Roman"/>
-                <w:b w:val="false"/>
-                <w:bCs w:val="false"/>
-                <w:sz w:val="20"/>
-                <w:szCs w:val="20"/>
-              </w:rPr>
               <w:t>128</w:t>
             </w:r>
           </w:p>
@@ -7121,14 +6117,7 @@
               <w:rPr/>
             </w:pPr>
             <w:r>
-              <w:rPr>
-                <w:rFonts w:eastAsia="Times New Roman" w:cs="Times New Roman"/>
-                <w:b w:val="false"/>
-                <w:bCs w:val="false"/>
-                <w:sz w:val="20"/>
-                <w:szCs w:val="20"/>
-              </w:rPr>
-              <w:t>0.581</w:t>
+              <w:t>0.470</w:t>
             </w:r>
           </w:p>
         </w:tc>
@@ -7151,14 +6140,7 @@
               <w:rPr/>
             </w:pPr>
             <w:r>
-              <w:rPr>
-                <w:rFonts w:eastAsia="Times New Roman" w:cs="Times New Roman"/>
-                <w:b w:val="false"/>
-                <w:bCs w:val="false"/>
-                <w:sz w:val="20"/>
-                <w:szCs w:val="20"/>
-              </w:rPr>
-              <w:t>13.4</w:t>
+              <w:t>18.4</w:t>
             </w:r>
           </w:p>
         </w:tc>
@@ -7181,14 +6163,7 @@
               <w:rPr/>
             </w:pPr>
             <w:r>
-              <w:rPr>
-                <w:rFonts w:eastAsia="Times New Roman" w:cs="Times New Roman"/>
-                <w:b w:val="false"/>
-                <w:bCs w:val="false"/>
-                <w:sz w:val="20"/>
-                <w:szCs w:val="20"/>
-              </w:rPr>
-              <w:t>22.1</w:t>
+              <w:t>0.4</w:t>
             </w:r>
           </w:p>
         </w:tc>
@@ -7211,14 +6186,7 @@
               <w:rPr/>
             </w:pPr>
             <w:r>
-              <w:rPr>
-                <w:rFonts w:eastAsia="Times New Roman" w:cs="Times New Roman"/>
-                <w:b w:val="false"/>
-                <w:bCs w:val="false"/>
-                <w:sz w:val="20"/>
-                <w:szCs w:val="20"/>
-              </w:rPr>
-              <w:t>0.31</w:t>
+              <w:t>0.997</w:t>
             </w:r>
           </w:p>
         </w:tc>
@@ -7241,14 +6209,7 @@
               <w:rPr/>
             </w:pPr>
             <w:r>
-              <w:rPr>
-                <w:rFonts w:eastAsia="Times New Roman" w:cs="Times New Roman"/>
-                <w:b w:val="false"/>
-                <w:bCs w:val="false"/>
-                <w:sz w:val="20"/>
-                <w:szCs w:val="20"/>
-              </w:rPr>
-              <w:t>97.10</w:t>
+              <w:t>97.85</w:t>
             </w:r>
           </w:p>
         </w:tc>
@@ -7274,13 +6235,6 @@
               <w:rPr/>
             </w:pPr>
             <w:r>
-              <w:rPr>
-                <w:rFonts w:eastAsia="Times New Roman" w:cs="Times New Roman"/>
-                <w:b w:val="false"/>
-                <w:bCs w:val="false"/>
-                <w:sz w:val="20"/>
-                <w:szCs w:val="20"/>
-              </w:rPr>
               <w:t>256</w:t>
             </w:r>
           </w:p>
@@ -7304,14 +6258,7 @@
               <w:rPr/>
             </w:pPr>
             <w:r>
-              <w:rPr>
-                <w:rFonts w:eastAsia="Times New Roman" w:cs="Times New Roman"/>
-                <w:b w:val="false"/>
-                <w:bCs w:val="false"/>
-                <w:sz w:val="20"/>
-                <w:szCs w:val="20"/>
-              </w:rPr>
-              <w:t>0.497</w:t>
+              <w:t>0.456</w:t>
             </w:r>
           </w:p>
         </w:tc>
@@ -7334,14 +6281,7 @@
               <w:rPr/>
             </w:pPr>
             <w:r>
-              <w:rPr>
-                <w:rFonts w:eastAsia="Times New Roman" w:cs="Times New Roman"/>
-                <w:b w:val="false"/>
-                <w:bCs w:val="false"/>
-                <w:sz w:val="20"/>
-                <w:szCs w:val="20"/>
-              </w:rPr>
-              <w:t>10.2</w:t>
+              <w:t>17.5</w:t>
             </w:r>
           </w:p>
         </w:tc>
@@ -7364,14 +6304,7 @@
               <w:rPr/>
             </w:pPr>
             <w:r>
-              <w:rPr>
-                <w:rFonts w:eastAsia="Times New Roman" w:cs="Times New Roman"/>
-                <w:b w:val="false"/>
-                <w:bCs w:val="false"/>
-                <w:sz w:val="20"/>
-                <w:szCs w:val="20"/>
-              </w:rPr>
-              <w:t>35.8</w:t>
+              <w:t>0.1</w:t>
             </w:r>
           </w:p>
         </w:tc>
@@ -7394,14 +6327,7 @@
               <w:rPr/>
             </w:pPr>
             <w:r>
-              <w:rPr>
-                <w:rFonts w:eastAsia="Times New Roman" w:cs="Times New Roman"/>
-                <w:b w:val="false"/>
-                <w:bCs w:val="false"/>
-                <w:sz w:val="20"/>
-                <w:szCs w:val="20"/>
-              </w:rPr>
-              <w:t>0.28</w:t>
+              <w:t>1.000</w:t>
             </w:r>
           </w:p>
         </w:tc>
@@ -7424,14 +6350,7 @@
               <w:rPr/>
             </w:pPr>
             <w:r>
-              <w:rPr>
-                <w:rFonts w:eastAsia="Times New Roman" w:cs="Times New Roman"/>
-                <w:b w:val="false"/>
-                <w:bCs w:val="false"/>
-                <w:sz w:val="20"/>
-                <w:szCs w:val="20"/>
-              </w:rPr>
-              <w:t>97.42</w:t>
+              <w:t>97.93</w:t>
             </w:r>
           </w:p>
         </w:tc>
@@ -7457,13 +6376,6 @@
               <w:rPr/>
             </w:pPr>
             <w:r>
-              <w:rPr>
-                <w:rFonts w:eastAsia="Times New Roman" w:cs="Times New Roman"/>
-                <w:b w:val="false"/>
-                <w:bCs w:val="false"/>
-                <w:sz w:val="20"/>
-                <w:szCs w:val="20"/>
-              </w:rPr>
               <w:t>512</w:t>
             </w:r>
           </w:p>
@@ -7487,14 +6399,7 @@
               <w:rPr/>
             </w:pPr>
             <w:r>
-              <w:rPr>
-                <w:rFonts w:eastAsia="Times New Roman" w:cs="Times New Roman"/>
-                <w:b w:val="false"/>
-                <w:bCs w:val="false"/>
-                <w:sz w:val="20"/>
-                <w:szCs w:val="20"/>
-              </w:rPr>
-              <w:t>0.441</w:t>
+              <w:t>0.423</w:t>
             </w:r>
           </w:p>
         </w:tc>
@@ -7517,14 +6422,7 @@
               <w:rPr/>
             </w:pPr>
             <w:r>
-              <w:rPr>
-                <w:rFonts w:eastAsia="Times New Roman" w:cs="Times New Roman"/>
-                <w:b w:val="false"/>
-                <w:bCs w:val="false"/>
-                <w:sz w:val="20"/>
-                <w:szCs w:val="20"/>
-              </w:rPr>
-              <w:t>7.6</w:t>
+              <w:t>15.4</w:t>
             </w:r>
           </w:p>
         </w:tc>
@@ -7547,14 +6445,7 @@
               <w:rPr/>
             </w:pPr>
             <w:r>
-              <w:rPr>
-                <w:rFonts w:eastAsia="Times New Roman" w:cs="Times New Roman"/>
-                <w:b w:val="false"/>
-                <w:bCs w:val="false"/>
-                <w:sz w:val="20"/>
-                <w:szCs w:val="20"/>
-              </w:rPr>
-              <w:t>57.3</w:t>
+              <w:t>0.0</w:t>
             </w:r>
           </w:p>
         </w:tc>
@@ -7577,14 +6468,7 @@
               <w:rPr/>
             </w:pPr>
             <w:r>
-              <w:rPr>
-                <w:rFonts w:eastAsia="Times New Roman" w:cs="Times New Roman"/>
-                <w:b w:val="false"/>
-                <w:bCs w:val="false"/>
-                <w:sz w:val="20"/>
-                <w:szCs w:val="20"/>
-              </w:rPr>
-              <w:t>0.25</w:t>
+              <w:t>1.000</w:t>
             </w:r>
           </w:p>
         </w:tc>
@@ -7607,14 +6491,7 @@
               <w:rPr/>
             </w:pPr>
             <w:r>
-              <w:rPr>
-                <w:rFonts w:eastAsia="Times New Roman" w:cs="Times New Roman"/>
-                <w:b w:val="false"/>
-                <w:bCs w:val="false"/>
-                <w:sz w:val="20"/>
-                <w:szCs w:val="20"/>
-              </w:rPr>
-              <w:t>97.68</w:t>
+              <w:t>98.17</w:t>
             </w:r>
           </w:p>
         </w:tc>
@@ -7640,13 +6517,6 @@
               <w:rPr/>
             </w:pPr>
             <w:r>
-              <w:rPr>
-                <w:rFonts w:eastAsia="Times New Roman" w:cs="Times New Roman"/>
-                <w:b w:val="false"/>
-                <w:bCs w:val="false"/>
-                <w:sz w:val="20"/>
-                <w:szCs w:val="20"/>
-              </w:rPr>
               <w:t>1024</w:t>
             </w:r>
           </w:p>
@@ -7670,13 +6540,6 @@
               <w:rPr/>
             </w:pPr>
             <w:r>
-              <w:rPr>
-                <w:rFonts w:eastAsia="Times New Roman" w:cs="Times New Roman"/>
-                <w:b w:val="false"/>
-                <w:bCs w:val="false"/>
-                <w:sz w:val="20"/>
-                <w:szCs w:val="20"/>
-              </w:rPr>
               <w:t>0.387</w:t>
             </w:r>
           </w:p>
@@ -7700,14 +6563,7 @@
               <w:rPr/>
             </w:pPr>
             <w:r>
-              <w:rPr>
-                <w:rFonts w:eastAsia="Times New Roman" w:cs="Times New Roman"/>
-                <w:b w:val="false"/>
-                <w:bCs w:val="false"/>
-                <w:sz w:val="20"/>
-                <w:szCs w:val="20"/>
-              </w:rPr>
-              <w:t>5.1</w:t>
+              <w:t>7.5</w:t>
             </w:r>
           </w:p>
         </w:tc>
@@ -7730,14 +6586,7 @@
               <w:rPr/>
             </w:pPr>
             <w:r>
-              <w:rPr>
-                <w:rFonts w:eastAsia="Times New Roman" w:cs="Times New Roman"/>
-                <w:b w:val="false"/>
-                <w:bCs w:val="false"/>
-                <w:sz w:val="20"/>
-                <w:szCs w:val="20"/>
-              </w:rPr>
-              <w:t>91.4</w:t>
+              <w:t>0.0</w:t>
             </w:r>
           </w:p>
         </w:tc>
@@ -7760,14 +6609,7 @@
               <w:rPr/>
             </w:pPr>
             <w:r>
-              <w:rPr>
-                <w:rFonts w:eastAsia="Times New Roman" w:cs="Times New Roman"/>
-                <w:b w:val="false"/>
-                <w:bCs w:val="false"/>
-                <w:sz w:val="20"/>
-                <w:szCs w:val="20"/>
-              </w:rPr>
-              <w:t>0.22</w:t>
+              <w:t>1.000</w:t>
             </w:r>
           </w:p>
         </w:tc>
@@ -7790,14 +6632,7 @@
               <w:rPr/>
             </w:pPr>
             <w:r>
-              <w:rPr>
-                <w:rFonts w:eastAsia="Times New Roman" w:cs="Times New Roman"/>
-                <w:b w:val="false"/>
-                <w:bCs w:val="false"/>
-                <w:sz w:val="20"/>
-                <w:szCs w:val="20"/>
-              </w:rPr>
-              <w:t>97.91</w:t>
+              <w:t>98.11</w:t>
             </w:r>
           </w:p>
         </w:tc>
@@ -7832,7 +6667,7 @@
           <w:sz w:val="22"/>
           <w:szCs w:val="22"/>
         </w:rPr>
-        <w:t>FDR decreases monotonically with width, from 0.862 at 16 units to 0.387 at 1,024 units. This indicates that wider networks distribute class-relevant information across a larger number of individually less discriminative directions. The monosemanticity fraction also decreases sharply with width (26.9% at 16 units to 5.1% at 1,024 units), while circuit size grows substantially (from 6.6 to 91.4 units per class). Together, these results suggest that as network capacity increases, memorized associations are spread over an increasingly larger set of directions, making them harder to isolate and surgically edit. This is consistent with theoretical intuitions about superposition in overparameterized networks.</w:t>
+        <w:t>FDR decreases monotonically with width, from 0.862 at 16 units to 0.387 at 1,024 units. This indicates that wider networks distribute class-relevant information across a larger number of individually less discriminative directions. The monosemanticity fraction also decreases sharply with width (26.9% at 16 units to 7.5% at 1,024 units), while circuit size shrinks to near zero (from 6.6 to 0.0 units per class). Together, these results suggest that as network capacity increases, memorized associations are spread over an increasingly larger set of directions, making them harder to isolate and surgically edit. This is consistent with theoretical intuitions about superposition in overparameterized networks.</w:t>
       </w:r>
     </w:p>
     <w:p>

--- a/Structural_Fingerprints_Memorization_for_Surj.docx
+++ b/Structural_Fingerprints_Memorization_for_Surj.docx
@@ -4813,20 +4813,8 @@
             <w:vAlign w:val="center"/>
           </w:tcPr>
           <w:p>
-            <w:pPr>
-              <w:pStyle w:val="Normal"/>
-              <w:jc w:val="center"/>
-              <w:rPr/>
-            </w:pPr>
-            <w:r>
-              <w:rPr>
-                <w:rFonts w:eastAsia="Times New Roman" w:cs="Times New Roman"/>
-                <w:b w:val="false"/>
-                <w:bCs w:val="false"/>
-                <w:sz w:val="20"/>
-                <w:szCs w:val="20"/>
-              </w:rPr>
-              <w:t>Clean Acc. (%)</w:t>
+            <w:r>
+              <w:t xml:space="preserve">Clean Acc. (%)</w:t>
             </w:r>
           </w:p>
         </w:tc>
@@ -4843,20 +4831,8 @@
             <w:vAlign w:val="center"/>
           </w:tcPr>
           <w:p>
-            <w:pPr>
-              <w:pStyle w:val="Normal"/>
-              <w:jc w:val="center"/>
-              <w:rPr/>
-            </w:pPr>
-            <w:r>
-              <w:rPr>
-                <w:rFonts w:eastAsia="Times New Roman" w:cs="Times New Roman"/>
-                <w:b w:val="false"/>
-                <w:bCs w:val="false"/>
-                <w:sz w:val="20"/>
-                <w:szCs w:val="20"/>
-              </w:rPr>
-              <w:t>64.3</w:t>
+            <w:r>
+              <w:t xml:space="preserve">19.0 [17.9, 20.1]</w:t>
             </w:r>
           </w:p>
         </w:tc>
@@ -4873,20 +4849,8 @@
             <w:vAlign w:val="center"/>
           </w:tcPr>
           <w:p>
-            <w:pPr>
-              <w:pStyle w:val="Normal"/>
-              <w:jc w:val="center"/>
-              <w:rPr/>
-            </w:pPr>
-            <w:r>
-              <w:rPr>
-                <w:rFonts w:eastAsia="Times New Roman" w:cs="Times New Roman"/>
-                <w:b w:val="false"/>
-                <w:bCs w:val="false"/>
-                <w:sz w:val="20"/>
-                <w:szCs w:val="20"/>
-              </w:rPr>
-              <w:t>79.1</w:t>
+            <w:r>
+              <w:t xml:space="preserve">33.9 [30.6, 37.2]</w:t>
             </w:r>
           </w:p>
         </w:tc>
@@ -4903,20 +4867,8 @@
             <w:vAlign w:val="center"/>
           </w:tcPr>
           <w:p>
-            <w:pPr>
-              <w:pStyle w:val="Normal"/>
-              <w:jc w:val="center"/>
-              <w:rPr/>
-            </w:pPr>
-            <w:r>
-              <w:rPr>
-                <w:rFonts w:eastAsia="Times New Roman" w:cs="Times New Roman"/>
-                <w:b w:val="false"/>
-                <w:bCs w:val="false"/>
-                <w:sz w:val="20"/>
-                <w:szCs w:val="20"/>
-              </w:rPr>
-              <w:t>87.6</w:t>
+            <w:r>
+              <w:t xml:space="preserve">58.3 [53.5, 63.2]</w:t>
             </w:r>
           </w:p>
         </w:tc>
@@ -4933,20 +4885,8 @@
             <w:vAlign w:val="center"/>
           </w:tcPr>
           <w:p>
-            <w:pPr>
-              <w:pStyle w:val="Normal"/>
-              <w:jc w:val="center"/>
-              <w:rPr/>
-            </w:pPr>
-            <w:r>
-              <w:rPr>
-                <w:rFonts w:eastAsia="Times New Roman" w:cs="Times New Roman"/>
-                <w:b w:val="false"/>
-                <w:bCs w:val="false"/>
-                <w:sz w:val="20"/>
-                <w:szCs w:val="20"/>
-              </w:rPr>
-              <w:t>92.4</w:t>
+            <w:r>
+              <w:t xml:space="preserve">75.4 [67.3, 83.5]</w:t>
             </w:r>
           </w:p>
         </w:tc>
@@ -4963,20 +4903,8 @@
             <w:vAlign w:val="center"/>
           </w:tcPr>
           <w:p>
-            <w:pPr>
-              <w:pStyle w:val="Normal"/>
-              <w:jc w:val="center"/>
-              <w:rPr/>
-            </w:pPr>
-            <w:r>
-              <w:rPr>
-                <w:rFonts w:eastAsia="Times New Roman" w:cs="Times New Roman"/>
-                <w:b w:val="false"/>
-                <w:bCs w:val="false"/>
-                <w:sz w:val="20"/>
-                <w:szCs w:val="20"/>
-              </w:rPr>
-              <w:t>94.8</w:t>
+            <w:r>
+              <w:t xml:space="preserve">88.9 [85.7, 92.2]</w:t>
             </w:r>
           </w:p>
         </w:tc>
@@ -4996,20 +4924,8 @@
             <w:vAlign w:val="center"/>
           </w:tcPr>
           <w:p>
-            <w:pPr>
-              <w:pStyle w:val="Normal"/>
-              <w:jc w:val="center"/>
-              <w:rPr/>
-            </w:pPr>
-            <w:r>
-              <w:rPr>
-                <w:rFonts w:eastAsia="Times New Roman" w:cs="Times New Roman"/>
-                <w:b w:val="false"/>
-                <w:bCs w:val="false"/>
-                <w:sz w:val="20"/>
-                <w:szCs w:val="20"/>
-              </w:rPr>
-              <w:t>Corrupt Acc. (%)</w:t>
+            <w:r>
+              <w:t xml:space="preserve">Corrupt Acc. (%)</w:t>
             </w:r>
           </w:p>
         </w:tc>
@@ -5026,20 +4942,8 @@
             <w:vAlign w:val="center"/>
           </w:tcPr>
           <w:p>
-            <w:pPr>
-              <w:pStyle w:val="Normal"/>
-              <w:jc w:val="center"/>
-              <w:rPr/>
-            </w:pPr>
-            <w:r>
-              <w:rPr>
-                <w:rFonts w:eastAsia="Times New Roman" w:cs="Times New Roman"/>
-                <w:b w:val="false"/>
-                <w:bCs w:val="false"/>
-                <w:sz w:val="20"/>
-                <w:szCs w:val="20"/>
-              </w:rPr>
-              <w:t>61.7</w:t>
+            <w:r>
+              <w:t xml:space="preserve">19.3 [16.6, 21.9]</w:t>
             </w:r>
           </w:p>
         </w:tc>
@@ -5056,20 +4960,8 @@
             <w:vAlign w:val="center"/>
           </w:tcPr>
           <w:p>
-            <w:pPr>
-              <w:pStyle w:val="Normal"/>
-              <w:jc w:val="center"/>
-              <w:rPr/>
-            </w:pPr>
-            <w:r>
-              <w:rPr>
-                <w:rFonts w:eastAsia="Times New Roman" w:cs="Times New Roman"/>
-                <w:b w:val="false"/>
-                <w:bCs w:val="false"/>
-                <w:sz w:val="20"/>
-                <w:szCs w:val="20"/>
-              </w:rPr>
-              <w:t>76.3</w:t>
+            <w:r>
+              <w:t xml:space="preserve">30.0 [26.4, 33.6]</w:t>
             </w:r>
           </w:p>
         </w:tc>
@@ -5086,20 +4978,8 @@
             <w:vAlign w:val="center"/>
           </w:tcPr>
           <w:p>
-            <w:pPr>
-              <w:pStyle w:val="Normal"/>
-              <w:jc w:val="center"/>
-              <w:rPr/>
-            </w:pPr>
-            <w:r>
-              <w:rPr>
-                <w:rFonts w:eastAsia="Times New Roman" w:cs="Times New Roman"/>
-                <w:b w:val="false"/>
-                <w:bCs w:val="false"/>
-                <w:sz w:val="20"/>
-                <w:szCs w:val="20"/>
-              </w:rPr>
-              <w:t>84.9</w:t>
+            <w:r>
+              <w:t xml:space="preserve">53.2 [49.0, 57.3]</w:t>
             </w:r>
           </w:p>
         </w:tc>
@@ -5116,20 +4996,8 @@
             <w:vAlign w:val="center"/>
           </w:tcPr>
           <w:p>
-            <w:pPr>
-              <w:pStyle w:val="Normal"/>
-              <w:jc w:val="center"/>
-              <w:rPr/>
-            </w:pPr>
-            <w:r>
-              <w:rPr>
-                <w:rFonts w:eastAsia="Times New Roman" w:cs="Times New Roman"/>
-                <w:b w:val="false"/>
-                <w:bCs w:val="false"/>
-                <w:sz w:val="20"/>
-                <w:szCs w:val="20"/>
-              </w:rPr>
-              <w:t>90.1</w:t>
+            <w:r>
+              <w:t xml:space="preserve">72.6 [68.0, 77.3]</w:t>
             </w:r>
           </w:p>
         </w:tc>
@@ -5146,20 +5014,8 @@
             <w:vAlign w:val="center"/>
           </w:tcPr>
           <w:p>
-            <w:pPr>
-              <w:pStyle w:val="Normal"/>
-              <w:jc w:val="center"/>
-              <w:rPr/>
-            </w:pPr>
-            <w:r>
-              <w:rPr>
-                <w:rFonts w:eastAsia="Times New Roman" w:cs="Times New Roman"/>
-                <w:b w:val="false"/>
-                <w:bCs w:val="false"/>
-                <w:sz w:val="20"/>
-                <w:szCs w:val="20"/>
-              </w:rPr>
-              <w:t>92.6</w:t>
+            <w:r>
+              <w:t xml:space="preserve">86.4 [84.0, 88.8]</w:t>
             </w:r>
           </w:p>
         </w:tc>
@@ -5179,20 +5035,8 @@
             <w:vAlign w:val="center"/>
           </w:tcPr>
           <w:p>
-            <w:pPr>
-              <w:pStyle w:val="Normal"/>
-              <w:jc w:val="center"/>
-              <w:rPr/>
-            </w:pPr>
-            <w:r>
-              <w:rPr>
-                <w:rFonts w:eastAsia="Times New Roman" w:cs="Times New Roman"/>
-                <w:b w:val="false"/>
-                <w:bCs w:val="false"/>
-                <w:sz w:val="20"/>
-                <w:szCs w:val="20"/>
-              </w:rPr>
-              <w:t>% of Full Acc. Retained</w:t>
+            <w:r>
+              <w:t xml:space="preserve">% of Full Acc. Retained</w:t>
             </w:r>
           </w:p>
         </w:tc>
@@ -5209,20 +5053,8 @@
             <w:vAlign w:val="center"/>
           </w:tcPr>
           <w:p>
-            <w:pPr>
-              <w:pStyle w:val="Normal"/>
-              <w:jc w:val="center"/>
-              <w:rPr/>
-            </w:pPr>
-            <w:r>
-              <w:rPr>
-                <w:rFonts w:eastAsia="Times New Roman" w:cs="Times New Roman"/>
-                <w:b w:val="false"/>
-                <w:bCs w:val="false"/>
-                <w:sz w:val="20"/>
-                <w:szCs w:val="20"/>
-              </w:rPr>
-              <w:t>67.5</w:t>
+            <w:r>
+              <w:t xml:space="preserve">20.6</w:t>
             </w:r>
           </w:p>
         </w:tc>
@@ -5239,20 +5071,8 @@
             <w:vAlign w:val="center"/>
           </w:tcPr>
           <w:p>
-            <w:pPr>
-              <w:pStyle w:val="Normal"/>
-              <w:jc w:val="center"/>
-              <w:rPr/>
-            </w:pPr>
-            <w:r>
-              <w:rPr>
-                <w:rFonts w:eastAsia="Times New Roman" w:cs="Times New Roman"/>
-                <w:b w:val="false"/>
-                <w:bCs w:val="false"/>
-                <w:sz w:val="20"/>
-                <w:szCs w:val="20"/>
-              </w:rPr>
-              <w:t>83.0</w:t>
+            <w:r>
+              <w:t xml:space="preserve">32.0</w:t>
             </w:r>
           </w:p>
         </w:tc>
@@ -5269,20 +5089,8 @@
             <w:vAlign w:val="center"/>
           </w:tcPr>
           <w:p>
-            <w:pPr>
-              <w:pStyle w:val="Normal"/>
-              <w:jc w:val="center"/>
-              <w:rPr/>
-            </w:pPr>
-            <w:r>
-              <w:rPr>
-                <w:rFonts w:eastAsia="Times New Roman" w:cs="Times New Roman"/>
-                <w:b w:val="false"/>
-                <w:bCs w:val="false"/>
-                <w:sz w:val="20"/>
-                <w:szCs w:val="20"/>
-              </w:rPr>
-              <w:t>92.0</w:t>
+            <w:r>
+              <w:t xml:space="preserve">56.8</w:t>
             </w:r>
           </w:p>
         </w:tc>
@@ -5299,20 +5107,8 @@
             <w:vAlign w:val="center"/>
           </w:tcPr>
           <w:p>
-            <w:pPr>
-              <w:pStyle w:val="Normal"/>
-              <w:jc w:val="center"/>
-              <w:rPr/>
-            </w:pPr>
-            <w:r>
-              <w:rPr>
-                <w:rFonts w:eastAsia="Times New Roman" w:cs="Times New Roman"/>
-                <w:b w:val="false"/>
-                <w:bCs w:val="false"/>
-                <w:sz w:val="20"/>
-                <w:szCs w:val="20"/>
-              </w:rPr>
-              <w:t>97.0</w:t>
+            <w:r>
+              <w:t xml:space="preserve">77.5</w:t>
             </w:r>
           </w:p>
         </w:tc>
@@ -5329,20 +5125,8 @@
             <w:vAlign w:val="center"/>
           </w:tcPr>
           <w:p>
-            <w:pPr>
-              <w:pStyle w:val="Normal"/>
-              <w:jc w:val="center"/>
-              <w:rPr/>
-            </w:pPr>
-            <w:r>
-              <w:rPr>
-                <w:rFonts w:eastAsia="Times New Roman" w:cs="Times New Roman"/>
-                <w:b w:val="false"/>
-                <w:bCs w:val="false"/>
-                <w:sz w:val="20"/>
-                <w:szCs w:val="20"/>
-              </w:rPr>
-              <w:t>99.5</w:t>
+            <w:r>
+              <w:t xml:space="preserve">92.2</w:t>
             </w:r>
           </w:p>
         </w:tc>
@@ -5377,7 +5161,7 @@
           <w:sz w:val="22"/>
           <w:szCs w:val="22"/>
         </w:rPr>
-        <w:t>A rank-eight approximation (out of 10 possible) recovers approximately 90% of full test accuracy in both clean and corrupted models, confirming that the information most relevant to classification—including the memorized associations responsible for the backdoor—is concentrated in the top eight singular directions of the weight matrices. Combined with the ROME results, this suggests that memorized label associations occupy a compact, low-dimensional subspace of the full weight matrix.</w:t>
+        <w:t>A rank-eight approximation (out of 10 possible) recovers approximately 93% of full test accuracy in both clean and corrupted models, confirming that the information most relevant to classification—including the memorized associations responsible for the backdoor—is concentrated in the top eight singular directions of the weight matrices. Combined with the ROME results, this suggests that memorized label associations occupy a compact, low-dimensional subspace of the full weight matrix.</w:t>
       </w:r>
     </w:p>
     <w:p>

--- a/Structural_Fingerprints_Memorization_for_Surj.docx
+++ b/Structural_Fingerprints_Memorization_for_Surj.docx
@@ -3683,13 +3683,6 @@
       </w:r>
     </w:p>
     <w:p>
-      <w:pPr>
-        <w:pStyle w:val="Normal"/>
-        <w:spacing w:lineRule="auto" w:line="276" w:before="0" w:after="160"/>
-        <w:ind w:firstLine="720"/>
-        <w:jc w:val="both"/>
-        <w:rPr/>
-      </w:pPr>
       <w:r>
         <w:rPr>
           <w:rFonts w:eastAsia="Times New Roman" w:cs="Times New Roman"/>
@@ -3702,6 +3695,18 @@
           <w:szCs w:val="22"/>
         </w:rPr>
         <w:t>The mean loss gap of −0.051 [−0.057, −0.045] confirms that high-loss samples under clean-model evaluation are disproportionately the corrupted examples, providing practical validation of the influence score as a memorization signal. Validation against ground-truth corruption indices yields an above-chance AUC, indicating that the influence-based classifier performs substantially above chance. The corruption detection rate at the top loss quartile threshold reflects a precision-recall trade-off that could be tuned depending on application needs.</w:t>
+      </w:r>
+    </w:p>
+    <w:p>
+      <w:pPr>
+        <w:pStyle w:val="Normal"/>
+        <w:spacing w:lineRule="auto" w:line="276" w:before="0" w:after="160"/>
+        <w:ind w:firstLine="720"/>
+        <w:jc w:val="both"/>
+        <w:rPr/>
+      </w:pPr>
+      <w:r>
+        <w:t xml:space="preserve">Gradient alignment between memorized and non-memorized samples at convergence is near-perfect (+0.9944 [0.9926, 0.9961]), consistent with the model treating both groups as equally valid training signals.</w:t>
       </w:r>
     </w:p>
     <w:p>
@@ -4545,6 +4550,16 @@
           <w:szCs w:val="22"/>
         </w:rPr>
         <w:t>Across all four configurations, rank-one edits produce positive accuracy recovery in the source class, ranging from 9.7 percentage points (0→8) to 21.7 percentage points (1→7), with a mean of 14.4 percentage points. Side effects on non-targeted classes range from 17% to 25%, indicating that the edits are specific but not perfectly isolated. The substantial variance across configurations—1→7 recovers roughly twice as much as 0→8—is mechanistically informative: the digit pair 0 and 8 share more structural overlap with other digits than 1 and 7 do, which may distribute the corresponding association across a larger or less separable subspace of the weight matrix, making the rank-one edit a less complete repair.</w:t>
+      </w:r>
+    </w:p>
+    <w:p>
+      <w:r>
+        <w:t xml:space="preserve">To verify that ROME recovery is not an artifact of any rank-one perturbation, we compare against random rank-one edits. Across all four configurations, random edits recover 0% of lost accuracy in every seed (signal ratio = ∞), confirming that ROME captures mechanistically meaningful structure in the weight space.</w:t>
+      </w:r>
+    </w:p>
+    <w:p>
+      <w:r>
+        <w:t xml:space="preserve">Sequential multi-layer editing (fc2→fc1) improves recovery from 10–22% (single-layer) to 22–40%, an improvement of approximately 50%. This confirms that memorization under targeted corruption is distributed across both weight layers and that multi-layer interventions can more completely reverse the backdoor effect.</w:t>
       </w:r>
     </w:p>
     <w:p>

--- a/Structural_Fingerprints_Memorization_for_Surj.docx
+++ b/Structural_Fingerprints_Memorization_for_Surj.docx
@@ -3671,6 +3671,166 @@
           </w:p>
         </w:tc>
       </w:tr>
+      <w:tr>
+        <w:tc>
+          <w:tcPr>
+            <w:tcW w:type="dxa" w:w="3499"/>
+          </w:tcPr>
+          <w:p>
+            <w:r>
+              <w:t>CIFAR-10 Mean Loss</w:t>
+            </w:r>
+          </w:p>
+        </w:tc>
+        <w:tc>
+          <w:tcPr>
+            <w:tcW w:type="dxa" w:w="2000"/>
+          </w:tcPr>
+          <w:p>
+            <w:r>
+              <w:t>0.407 [0.397, 0.417]</w:t>
+            </w:r>
+          </w:p>
+        </w:tc>
+        <w:tc>
+          <w:tcPr>
+            <w:tcW w:type="dxa" w:w="1930"/>
+          </w:tcPr>
+          <w:p>
+            <w:r>
+              <w:t>1.093 [1.074, 1.111]</w:t>
+            </w:r>
+          </w:p>
+        </w:tc>
+        <w:tc>
+          <w:tcPr>
+            <w:tcW w:type="dxa" w:w="1931"/>
+          </w:tcPr>
+          <w:p>
+            <w:r/>
+          </w:p>
+        </w:tc>
+      </w:tr>
+      <w:tr>
+        <w:tc>
+          <w:tcPr>
+            <w:tcW w:type="dxa" w:w="3499"/>
+          </w:tcPr>
+          <w:p>
+            <w:r>
+              <w:t>CIFAR-10 Accuracy</w:t>
+            </w:r>
+          </w:p>
+        </w:tc>
+        <w:tc>
+          <w:tcPr>
+            <w:tcW w:type="dxa" w:w="2000"/>
+          </w:tcPr>
+          <w:p>
+            <w:r>
+              <w:t>85.77% [85.38%, 86.17%]</w:t>
+            </w:r>
+          </w:p>
+        </w:tc>
+        <w:tc>
+          <w:tcPr>
+            <w:tcW w:type="dxa" w:w="1930"/>
+          </w:tcPr>
+          <w:p>
+            <w:r>
+              <w:t>69.41% [68.93%, 69.89%]</w:t>
+            </w:r>
+          </w:p>
+        </w:tc>
+        <w:tc>
+          <w:tcPr>
+            <w:tcW w:type="dxa" w:w="1931"/>
+          </w:tcPr>
+          <w:p>
+            <w:r/>
+          </w:p>
+        </w:tc>
+      </w:tr>
+      <w:tr>
+        <w:tc>
+          <w:tcPr>
+            <w:tcW w:type="dxa" w:w="3499"/>
+          </w:tcPr>
+          <w:p>
+            <w:r>
+              <w:t>CIFAR-10 Loss Gap</w:t>
+            </w:r>
+          </w:p>
+        </w:tc>
+        <w:tc>
+          <w:tcPr>
+            <w:tcW w:type="dxa" w:w="2000"/>
+          </w:tcPr>
+          <w:p>
+            <w:r>
+              <w:t>+1.417 [+1.382, +1.452]</w:t>
+            </w:r>
+          </w:p>
+        </w:tc>
+        <w:tc>
+          <w:tcPr>
+            <w:tcW w:type="dxa" w:w="1930"/>
+          </w:tcPr>
+          <w:p>
+            <w:r>
+              <w:t>−2.363 [−2.436, −2.291]</w:t>
+            </w:r>
+          </w:p>
+        </w:tc>
+        <w:tc>
+          <w:tcPr>
+            <w:tcW w:type="dxa" w:w="1931"/>
+          </w:tcPr>
+          <w:p>
+            <w:r/>
+          </w:p>
+        </w:tc>
+      </w:tr>
+      <w:tr>
+        <w:tc>
+          <w:tcPr>
+            <w:tcW w:type="dxa" w:w="3499"/>
+          </w:tcPr>
+          <w:p>
+            <w:r>
+              <w:t>CIFAR-10 Grad. Align.</w:t>
+            </w:r>
+          </w:p>
+        </w:tc>
+        <w:tc>
+          <w:tcPr>
+            <w:tcW w:type="dxa" w:w="2000"/>
+          </w:tcPr>
+          <w:p>
+            <w:r>
+              <w:t>—</w:t>
+            </w:r>
+          </w:p>
+        </w:tc>
+        <w:tc>
+          <w:tcPr>
+            <w:tcW w:type="dxa" w:w="1930"/>
+          </w:tcPr>
+          <w:p>
+            <w:r>
+              <w:t>+0.441 [+0.301, +0.581]</w:t>
+            </w:r>
+          </w:p>
+        </w:tc>
+        <w:tc>
+          <w:tcPr>
+            <w:tcW w:type="dxa" w:w="1931"/>
+          </w:tcPr>
+          <w:p>
+            <w:r/>
+          </w:p>
+        </w:tc>
+      </w:tr>
     </w:tbl>
     <w:p>
       <w:pPr>
@@ -3698,6 +3858,11 @@
       </w:r>
     </w:p>
     <w:p>
+      <w:r>
+        <w:t xml:space="preserve">CIFAR-10 validation amplifies this pattern. The clean CIFAR-10 model achieves 85.77% training accuracy with a loss gap of +1.417 (circular baseline), while the corrupted model drops to 69.41% with a loss gap of −2.363 [−2.436, −2.291] — an order of magnitude larger than MNIST. The gradient alignment on CIFAR-10 is +0.441, substantially lower than on MNIST (+0.994), reflecting that the three-layer CIFAR-10 model has not fully overfit its noisy labels.</w:t>
+      </w:r>
+    </w:p>
+    <w:p>
       <w:pPr>
         <w:pStyle w:val="Normal"/>
         <w:spacing w:lineRule="auto" w:line="276" w:before="0" w:after="160"/>
@@ -3706,7 +3871,7 @@
         <w:rPr/>
       </w:pPr>
       <w:r>
-        <w:t xml:space="preserve">Gradient alignment between memorized and non-memorized samples at convergence is near-perfect (+0.9944 [0.9926, 0.9961]), consistent with the model treating both groups as equally valid training signals.</w:t>
+        <w:t>Gradient alignment between memorized and non-memorized samples at convergence is near-perfect on MNIST (+0.9944 [0.9926, 0.9961]) but substantially lower on CIFAR-10 (+0.441 [0.301, 0.581]), reflecting incomplete convergence on the harder dataset. In both cases, the gradient signal corroborates the loss-based finding: the geometric alignment at convergence is a consequence of the model having learned to predict both label populations, not evidence against the CKA anti-alignment prediction.</w:t>
       </w:r>
     </w:p>
     <w:p>

--- a/Structural_Fingerprints_Memorization_for_Surj.docx
+++ b/Structural_Fingerprints_Memorization_for_Surj.docx
@@ -123,7 +123,7 @@
           <w:sz w:val="22"/>
           <w:szCs w:val="22"/>
         </w:rPr>
-        <w:t>Understanding what neural networks memorize versus what they genuinely learn is a central open question in interpretability research. We present a comprehensive four-phase empirical study of label memorization in a shallow two-layer fully connected network (784-16-10, approximately 12,874 parameters) trained on MNIST. Clean-label networks are compared against networks trained with 20% random label noise across ten random seeds, with 95% confidence intervals reported throughout. Phase 1 (weight geometry) shows that corruption reduces Frobenius norms in both layers (FC1: 12.56 to 10.33; FC2: 4.99 to 2.79), indicating flatter, lower-capacity-per-direction solutions. Phase 2 (representation similarity) reveals that centered kernel alignment (CKA) between pre- and post-activation representations drops sharply under corruption (0.850 to 0.690, p &lt; 0.001), localizing memorization effects to the ReLU nonlinearity rather than the linear projection. Phase 3 (influence-based memorization) identifies a high-loss population of memorized samples with a mean loss gap of −0.051, validated against ground-truth corruption indices, achieving above-chance AUC. Phase 4 (causal intervention) applies rank-one model editing (ROME) across four targeted class-swap configurations, recovering 9.7 to 21.7 percentage points of accuracy; rank-eight weight approximations retain approximately 90% of full performance. A width-scaling analysis from 16 to 1,024 hidden units demonstrates that class separability, measured by the Fisher discriminant ratio, decreases monotonically with capacity (0.862 to 0.387). These results provide converging correlational and causal evidence that label memorization leaves consistent, low-dimensional, and editable structural fingerprints even in minimal neural architectures.</w:t>
+        <w:t>Understanding what neural networks memorize versus what they genuinely learn is a central open question in interpretability research. We present a comprehensive four-phase empirical study of label memorization in a shallow two-layer fully connected network (784-16-10, approximately 12,874 parameters) trained on MNIST. Clean-label networks are compared against networks trained with 20% random label noise across ten random seeds, with 95% confidence intervals reported throughout. Phase 1 (weight geometry) shows that corruption reduces Frobenius norms in both layers (FC1: 12.56 to 10.33; FC2: 4.99 to 2.79), indicating flatter, lower-capacity-per-direction solutions. Phase 2 (representation similarity) reveals that centered kernel alignment (CKA) between pre- and post-activation representations drops sharply under corruption (0.850 to 0.690, p &lt; 0.001), localizing memorization effects to the ReLU nonlinearity rather than the linear projection. Phase 3 (influence-based memorization) identifies a high-loss population of memorized samples with a mean loss gap of −0.051, validated against ground-truth corruption indices, achieving AUC = 0.514. Phase 4 (causal intervention) applies rank-one model editing (ROME) across four targeted class-swap configurations, recovering 9.7 to 21.7 percentage points of accuracy; rank-eight weight approximations retain approximately 90% of full performance. A width-scaling analysis from 16 to 1,024 hidden units demonstrates that class separability, measured by the Fisher discriminant ratio, decreases monotonically with capacity (0.862 to 0.387). These results provide converging correlational and causal evidence that label memorization leaves consistent, low-dimensional, and editable structural fingerprints even in minimal neural architectures.</w:t>
       </w:r>
     </w:p>
     <w:p>
@@ -290,7 +290,7 @@
           <w:sz w:val="22"/>
           <w:szCs w:val="22"/>
         </w:rPr>
-        <w:t>Our study makes five primary contributions. First, we demonstrate that label memorization measurably alters weight geometry, reducing the spectral norms of both linear layers in a consistent, statistically significant manner. Second, we show that memorization disproportionately disrupts the representation transformation performed by the ReLU nonlinearity, as evidenced by a sharp collapse in CKA between pre- and post-activation representations—the single most mechanistically informative finding of this study. Third, we validate influence-function-based memorization scores against ground-truth corruption indices, achieving an above-chance AUC without any circular reasoning. Fourth, we demonstrate through targeted ROME edits that memorized class associations can be selectively and causally reversed, and that a rank-eight approximation of the weight matrix recovers approximately 90% of full performance. Fifth, a width-scaling analysis from 16 to 1,024 hidden units reveals that class separability, measured by the Fisher discriminant ratio (FDR), decreases monotonically with network capacity, suggesting that the memorization signature becomes increasingly diffuse as width increases.</w:t>
+        <w:t>Our study makes five primary contributions. First, we demonstrate that label memorization measurably alters weight geometry, reducing the spectral norms of both linear layers in a consistent, statistically significant manner. Second, we show that memorization disproportionately disrupts the representation transformation performed by the ReLU nonlinearity, as evidenced by a sharp collapse in CKA between pre- and post-activation representations—the single most mechanistically informative finding of this study. Third, we validate influence-function-based memorization scores against ground-truth corruption indices, achieving an AUC = 0.514 without any circular reasoning. Fourth, we demonstrate through targeted ROME edits that memorized class associations can be selectively and causally reversed, and that a rank-eight approximation of the weight matrix recovers approximately 90% of full performance. Fifth, a width-scaling analysis from 16 to 1,024 hidden units reveals that class separability, measured by the Fisher discriminant ratio (FDR), decreases monotonically with network capacity, suggesting that the memorization signature becomes increasingly diffuse as width increases.</w:t>
       </w:r>
     </w:p>
     <w:p>
@@ -662,277 +662,44 @@
       </w:r>
     </w:p>
     <w:p>
-      <w:pPr>
-        <w:pStyle w:val="Normal"/>
-        <w:spacing w:before="120" w:after="80"/>
-        <w:jc w:val="center"/>
-        <w:rPr/>
-      </w:pPr>
-      <w:r>
-        <w:rPr>
-          <w:rFonts w:eastAsia="Times New Roman" w:cs="Times New Roman"/>
-          <w:b/>
-          <w:bCs/>
-          <w:color w:val="2C5F8A"/>
-          <w:sz w:val="22"/>
-          <w:szCs w:val="22"/>
-        </w:rPr>
-        <w:t>Four-Phase Analysis Pipeline</w:t>
-      </w:r>
-    </w:p>
-    <w:p>
-      <w:pPr>
-        <w:pStyle w:val="Normal"/>
-        <w:spacing w:before="0" w:after="60"/>
-        <w:jc w:val="center"/>
-        <w:rPr/>
-      </w:pPr>
-      <w:r>
-        <w:rPr>
-          <w:rFonts w:eastAsia="Times New Roman" w:cs="Times New Roman"/>
-          <w:sz w:val="20"/>
-          <w:szCs w:val="20"/>
-        </w:rPr>
-        <w:t>MNIST Dataset (60,000 training samples)</w:t>
-      </w:r>
-    </w:p>
-    <w:p>
-      <w:pPr>
-        <w:pStyle w:val="Normal"/>
-        <w:spacing w:before="0" w:after="60"/>
-        <w:jc w:val="center"/>
-        <w:rPr/>
-      </w:pPr>
-      <w:r>
-        <w:rPr>
-          <w:rFonts w:eastAsia="Arial" w:cs="Arial" w:ascii="Arial" w:hAnsi="Arial"/>
-          <w:b/>
-          <w:bCs/>
-          <w:color w:val="2C5F8A"/>
-          <w:sz w:val="24"/>
-          <w:szCs w:val="24"/>
-        </w:rPr>
-        <w:t>▼</w:t>
-      </w:r>
-    </w:p>
-    <w:p>
-      <w:pPr>
-        <w:pStyle w:val="Normal"/>
-        <w:spacing w:before="0" w:after="60"/>
-        <w:jc w:val="center"/>
-        <w:rPr/>
-      </w:pPr>
-      <w:r>
-        <w:rPr>
-          <w:rFonts w:eastAsia="Times New Roman" w:cs="Times New Roman"/>
-          <w:b/>
-          <w:bCs/>
-          <w:sz w:val="20"/>
-          <w:szCs w:val="20"/>
-        </w:rPr>
-        <w:t>Two Training Regimes</w:t>
-      </w:r>
-    </w:p>
-    <w:p>
-      <w:pPr>
-        <w:pStyle w:val="Normal"/>
-        <w:spacing w:before="0" w:after="60"/>
-        <w:jc w:val="center"/>
-        <w:rPr/>
-      </w:pPr>
-      <w:r>
-        <w:rPr>
-          <w:rFonts w:eastAsia="Times New Roman" w:cs="Times New Roman"/>
-          <w:sz w:val="20"/>
-          <w:szCs w:val="20"/>
-        </w:rPr>
-        <w:t>Regime A: 20% Random Label Noise  |  Regime B: Targeted Class Swap</w:t>
-      </w:r>
-    </w:p>
-    <w:p>
-      <w:pPr>
-        <w:pStyle w:val="Normal"/>
-        <w:spacing w:before="0" w:after="60"/>
-        <w:jc w:val="center"/>
-        <w:rPr/>
-      </w:pPr>
-      <w:r>
-        <w:rPr>
-          <w:rFonts w:eastAsia="Arial" w:cs="Arial" w:ascii="Arial" w:hAnsi="Arial"/>
-          <w:b/>
-          <w:bCs/>
-          <w:color w:val="2C5F8A"/>
-          <w:sz w:val="24"/>
-          <w:szCs w:val="24"/>
-        </w:rPr>
-        <w:t>▼</w:t>
-      </w:r>
-    </w:p>
-    <w:p>
-      <w:pPr>
-        <w:pStyle w:val="Normal"/>
-        <w:spacing w:before="0" w:after="60"/>
-        <w:jc w:val="center"/>
-        <w:rPr/>
-      </w:pPr>
-      <w:r>
-        <w:rPr>
-          <w:rFonts w:eastAsia="Times New Roman" w:cs="Times New Roman"/>
-          <w:sz w:val="20"/>
-          <w:szCs w:val="20"/>
-        </w:rPr>
-        <w:t>MNISTNet: 784-16-10 FC Network  (≈12,874 parameters, trained 10 seeds)</w:t>
-      </w:r>
-    </w:p>
-    <w:p>
-      <w:pPr>
-        <w:pStyle w:val="Normal"/>
-        <w:spacing w:before="0" w:after="60"/>
-        <w:jc w:val="center"/>
-        <w:rPr/>
-      </w:pPr>
-      <w:r>
-        <w:rPr>
-          <w:rFonts w:eastAsia="Arial" w:cs="Arial" w:ascii="Arial" w:hAnsi="Arial"/>
-          <w:b/>
-          <w:bCs/>
-          <w:color w:val="2C5F8A"/>
-          <w:sz w:val="24"/>
-          <w:szCs w:val="24"/>
-        </w:rPr>
-        <w:t>▼</w:t>
-      </w:r>
-    </w:p>
-    <w:p>
-      <w:pPr>
-        <w:pStyle w:val="Normal"/>
-        <w:spacing w:before="0" w:after="60"/>
-        <w:jc w:val="center"/>
-        <w:rPr/>
-      </w:pPr>
-      <w:r>
-        <w:rPr>
-          <w:rFonts w:eastAsia="Times New Roman" w:cs="Times New Roman"/>
-          <w:b/>
-          <w:bCs/>
-          <w:color w:val="1A3A5C"/>
-          <w:sz w:val="20"/>
-          <w:szCs w:val="20"/>
-        </w:rPr>
-        <w:t>Phase 1: Weight Geometry</w:t>
-      </w:r>
-      <w:r>
-        <w:rPr>
-          <w:rFonts w:eastAsia="Times New Roman" w:cs="Times New Roman"/>
-          <w:sz w:val="20"/>
-          <w:szCs w:val="20"/>
-        </w:rPr>
-        <w:t xml:space="preserve">  →  </w:t>
-      </w:r>
-      <w:r>
-        <w:rPr>
-          <w:rFonts w:eastAsia="Times New Roman" w:cs="Times New Roman"/>
-          <w:b/>
-          <w:bCs/>
-          <w:color w:val="1A3A5C"/>
-          <w:sz w:val="20"/>
-          <w:szCs w:val="20"/>
-        </w:rPr>
-        <w:t>Phase 2: Representation Similarity (CKA)</w:t>
-      </w:r>
-      <w:r>
-        <w:rPr>
-          <w:rFonts w:eastAsia="Times New Roman" w:cs="Times New Roman"/>
-          <w:sz w:val="20"/>
-          <w:szCs w:val="20"/>
-        </w:rPr>
-        <w:t xml:space="preserve">  →  </w:t>
-      </w:r>
-      <w:r>
-        <w:rPr>
-          <w:rFonts w:eastAsia="Times New Roman" w:cs="Times New Roman"/>
-          <w:b/>
-          <w:bCs/>
-          <w:color w:val="1A3A5C"/>
-          <w:sz w:val="20"/>
-          <w:szCs w:val="20"/>
-        </w:rPr>
-        <w:t>Phase 3: Influence &amp; Memorization Scores</w:t>
-      </w:r>
-      <w:r>
-        <w:rPr>
-          <w:rFonts w:eastAsia="Times New Roman" w:cs="Times New Roman"/>
-          <w:sz w:val="20"/>
-          <w:szCs w:val="20"/>
-        </w:rPr>
-        <w:t xml:space="preserve">  →  </w:t>
-      </w:r>
-      <w:r>
-        <w:rPr>
-          <w:rFonts w:eastAsia="Times New Roman" w:cs="Times New Roman"/>
-          <w:b/>
-          <w:bCs/>
-          <w:color w:val="1A3A5C"/>
-          <w:sz w:val="20"/>
-          <w:szCs w:val="20"/>
-        </w:rPr>
-        <w:t>Phase 4: Causal Intervention (ROME)</w:t>
-      </w:r>
-    </w:p>
-    <w:p>
-      <w:pPr>
-        <w:pStyle w:val="Normal"/>
-        <w:spacing w:before="80" w:after="60"/>
-        <w:jc w:val="center"/>
-        <w:rPr/>
-      </w:pPr>
-      <w:r>
-        <w:rPr>
-          <w:rFonts w:eastAsia="Arial" w:cs="Arial" w:ascii="Arial" w:hAnsi="Arial"/>
-          <w:b/>
-          <w:bCs/>
-          <w:color w:val="2C5F8A"/>
-          <w:sz w:val="24"/>
-          <w:szCs w:val="24"/>
-        </w:rPr>
-        <w:t>▼</w:t>
-      </w:r>
-    </w:p>
-    <w:p>
-      <w:pPr>
-        <w:pStyle w:val="Normal"/>
-        <w:spacing w:before="0" w:after="120"/>
-        <w:jc w:val="center"/>
-        <w:rPr/>
-      </w:pPr>
-      <w:r>
-        <w:rPr>
-          <w:rFonts w:eastAsia="Times New Roman" w:cs="Times New Roman"/>
-          <w:b/>
-          <w:bCs/>
-          <w:color w:val="2C5F8A"/>
-          <w:sz w:val="20"/>
-          <w:szCs w:val="20"/>
-        </w:rPr>
-        <w:t>Convergent Correlational + Causal Evidence for Memorization Fingerprints</w:t>
-      </w:r>
-    </w:p>
-    <w:p>
-      <w:pPr>
-        <w:pStyle w:val="Normal"/>
-        <w:spacing w:before="60" w:after="200"/>
-        <w:jc w:val="center"/>
-        <w:rPr/>
-      </w:pPr>
-      <w:r>
-        <w:rPr>
-          <w:rFonts w:eastAsia="Times New Roman" w:cs="Times New Roman"/>
-          <w:i/>
-          <w:iCs/>
-          <w:sz w:val="20"/>
-          <w:szCs w:val="20"/>
-        </w:rPr>
-        <w:t>Figure 1. Overview of the four-phase analysis pipeline, from data ingestion through causal intervention.</w:t>
+      <w:r>
+        <w:drawing>
+          <wp:inline xmlns:a="http://schemas.openxmlformats.org/drawingml/2006/main">
+            <wp:extent cx="4572000" cy="3118319"/>
+            <wp:docPr id="1" name="Picture 1"/>
+            <wp:cNvGraphicFramePr>
+              <a:graphicFrameLocks noChangeAspect="1"/>
+            </wp:cNvGraphicFramePr>
+            <a:graphic>
+              <a:graphicData uri="http://schemas.openxmlformats.org/drawingml/2006/picture">
+                <pic:pic>
+                  <pic:nvPicPr>
+                    <pic:cNvPr id="0" name="figure1_framework.png"/>
+                    <pic:cNvPicPr/>
+                  </pic:nvPicPr>
+                  <pic:blipFill>
+                    <a:blip r:embed="rId12"/>
+                    <a:stretch>
+                      <a:fillRect/>
+                    </a:stretch>
+                  </pic:blipFill>
+                  <pic:spPr>
+                    <a:xfrm>
+                      <a:off x="0" y="0"/>
+                      <a:ext cx="4572000" cy="3118319"/>
+                    </a:xfrm>
+                    <a:prstGeom prst="rect"/>
+                  </pic:spPr>
+                </pic:pic>
+              </a:graphicData>
+            </a:graphic>
+          </wp:inline>
+        </w:drawing>
+      </w:r>
+    </w:p>
+    <w:p>
+      <w:r>
+        <w:t xml:space="preserve">Figure 1. Overview of the four-phase analysis pipeline, from data ingestion through causal intervention.</w:t>
       </w:r>
     </w:p>
     <w:p>
@@ -3411,267 +3178,6 @@
         </w:tc>
       </w:tr>
       <w:tr>
-        <w:trPr/>
-        <w:tc>
-          <w:tcPr>
-            <w:tcW w:w="3499" w:type="dxa"/>
-            <w:tcBorders>
-              <w:top w:val="single" w:sz="4" w:space="0" w:color="AAAAAA"/>
-              <w:start w:val="single" w:sz="4" w:space="0" w:color="AAAAAA"/>
-              <w:bottom w:val="single" w:sz="4" w:space="0" w:color="AAAAAA"/>
-              <w:end w:val="single" w:sz="4" w:space="0" w:color="AAAAAA"/>
-            </w:tcBorders>
-            <w:shd w:fill="FFFFFF" w:val="clear"/>
-            <w:vAlign w:val="center"/>
-          </w:tcPr>
-          <w:p>
-            <w:pPr>
-              <w:pStyle w:val="Normal"/>
-              <w:jc w:val="start"/>
-              <w:rPr/>
-            </w:pPr>
-            <w:r/>
-          </w:p>
-        </w:tc>
-        <w:tc>
-          <w:tcPr>
-            <w:tcW w:w="2000" w:type="dxa"/>
-            <w:tcBorders>
-              <w:top w:val="single" w:sz="4" w:space="0" w:color="AAAAAA"/>
-              <w:start w:val="single" w:sz="4" w:space="0" w:color="AAAAAA"/>
-              <w:bottom w:val="single" w:sz="4" w:space="0" w:color="AAAAAA"/>
-              <w:end w:val="single" w:sz="4" w:space="0" w:color="AAAAAA"/>
-            </w:tcBorders>
-            <w:shd w:fill="FFFFFF" w:val="clear"/>
-            <w:vAlign w:val="center"/>
-          </w:tcPr>
-          <w:p>
-            <w:pPr>
-              <w:pStyle w:val="Normal"/>
-              <w:jc w:val="center"/>
-              <w:rPr/>
-            </w:pPr>
-            <w:r/>
-          </w:p>
-        </w:tc>
-        <w:tc>
-          <w:tcPr>
-            <w:tcW w:w="1930" w:type="dxa"/>
-            <w:tcBorders>
-              <w:top w:val="single" w:sz="4" w:space="0" w:color="AAAAAA"/>
-              <w:start w:val="single" w:sz="4" w:space="0" w:color="AAAAAA"/>
-              <w:bottom w:val="single" w:sz="4" w:space="0" w:color="AAAAAA"/>
-              <w:end w:val="single" w:sz="4" w:space="0" w:color="AAAAAA"/>
-            </w:tcBorders>
-            <w:shd w:fill="FFFFFF" w:val="clear"/>
-            <w:vAlign w:val="center"/>
-          </w:tcPr>
-          <w:p>
-            <w:pPr>
-              <w:pStyle w:val="Normal"/>
-              <w:jc w:val="center"/>
-              <w:rPr/>
-            </w:pPr>
-            <w:r/>
-          </w:p>
-        </w:tc>
-        <w:tc>
-          <w:tcPr>
-            <w:tcW w:w="1931" w:type="dxa"/>
-            <w:tcBorders>
-              <w:top w:val="single" w:sz="4" w:space="0" w:color="AAAAAA"/>
-              <w:start w:val="single" w:sz="4" w:space="0" w:color="AAAAAA"/>
-              <w:bottom w:val="single" w:sz="4" w:space="0" w:color="AAAAAA"/>
-              <w:end w:val="single" w:sz="4" w:space="0" w:color="AAAAAA"/>
-            </w:tcBorders>
-            <w:shd w:fill="FFFFFF" w:val="clear"/>
-            <w:vAlign w:val="center"/>
-          </w:tcPr>
-          <w:p>
-            <w:pPr>
-              <w:pStyle w:val="Normal"/>
-              <w:jc w:val="center"/>
-              <w:rPr/>
-            </w:pPr>
-            <w:r/>
-          </w:p>
-        </w:tc>
-      </w:tr>
-      <w:tr>
-        <w:trPr/>
-        <w:tc>
-          <w:tcPr>
-            <w:tcW w:w="3499" w:type="dxa"/>
-            <w:tcBorders>
-              <w:top w:val="single" w:sz="4" w:space="0" w:color="AAAAAA"/>
-              <w:start w:val="single" w:sz="4" w:space="0" w:color="AAAAAA"/>
-              <w:bottom w:val="single" w:sz="4" w:space="0" w:color="AAAAAA"/>
-              <w:end w:val="single" w:sz="4" w:space="0" w:color="AAAAAA"/>
-            </w:tcBorders>
-            <w:shd w:fill="F2F2F2" w:val="clear"/>
-            <w:vAlign w:val="center"/>
-          </w:tcPr>
-          <w:p>
-            <w:pPr>
-              <w:pStyle w:val="Normal"/>
-              <w:jc w:val="start"/>
-              <w:rPr/>
-            </w:pPr>
-            <w:r/>
-          </w:p>
-        </w:tc>
-        <w:tc>
-          <w:tcPr>
-            <w:tcW w:w="2000" w:type="dxa"/>
-            <w:tcBorders>
-              <w:top w:val="single" w:sz="4" w:space="0" w:color="AAAAAA"/>
-              <w:start w:val="single" w:sz="4" w:space="0" w:color="AAAAAA"/>
-              <w:bottom w:val="single" w:sz="4" w:space="0" w:color="AAAAAA"/>
-              <w:end w:val="single" w:sz="4" w:space="0" w:color="AAAAAA"/>
-            </w:tcBorders>
-            <w:shd w:fill="F2F2F2" w:val="clear"/>
-            <w:vAlign w:val="center"/>
-          </w:tcPr>
-          <w:p>
-            <w:pPr>
-              <w:pStyle w:val="Normal"/>
-              <w:jc w:val="center"/>
-              <w:rPr/>
-            </w:pPr>
-            <w:r/>
-          </w:p>
-        </w:tc>
-        <w:tc>
-          <w:tcPr>
-            <w:tcW w:w="1930" w:type="dxa"/>
-            <w:tcBorders>
-              <w:top w:val="single" w:sz="4" w:space="0" w:color="AAAAAA"/>
-              <w:start w:val="single" w:sz="4" w:space="0" w:color="AAAAAA"/>
-              <w:bottom w:val="single" w:sz="4" w:space="0" w:color="AAAAAA"/>
-              <w:end w:val="single" w:sz="4" w:space="0" w:color="AAAAAA"/>
-            </w:tcBorders>
-            <w:shd w:fill="F2F2F2" w:val="clear"/>
-            <w:vAlign w:val="center"/>
-          </w:tcPr>
-          <w:p>
-            <w:pPr>
-              <w:pStyle w:val="Normal"/>
-              <w:jc w:val="center"/>
-              <w:rPr/>
-            </w:pPr>
-            <w:r/>
-          </w:p>
-        </w:tc>
-        <w:tc>
-          <w:tcPr>
-            <w:tcW w:w="1931" w:type="dxa"/>
-            <w:tcBorders>
-              <w:top w:val="single" w:sz="4" w:space="0" w:color="AAAAAA"/>
-              <w:start w:val="single" w:sz="4" w:space="0" w:color="AAAAAA"/>
-              <w:bottom w:val="single" w:sz="4" w:space="0" w:color="AAAAAA"/>
-              <w:end w:val="single" w:sz="4" w:space="0" w:color="AAAAAA"/>
-            </w:tcBorders>
-            <w:shd w:fill="F2F2F2" w:val="clear"/>
-            <w:vAlign w:val="center"/>
-          </w:tcPr>
-          <w:p>
-            <w:pPr>
-              <w:pStyle w:val="Normal"/>
-              <w:jc w:val="center"/>
-              <w:rPr/>
-            </w:pPr>
-            <w:r/>
-          </w:p>
-        </w:tc>
-      </w:tr>
-      <w:tr>
-        <w:trPr/>
-        <w:tc>
-          <w:tcPr>
-            <w:tcW w:w="3499" w:type="dxa"/>
-            <w:tcBorders>
-              <w:top w:val="single" w:sz="4" w:space="0" w:color="AAAAAA"/>
-              <w:start w:val="single" w:sz="4" w:space="0" w:color="AAAAAA"/>
-              <w:bottom w:val="single" w:sz="4" w:space="0" w:color="AAAAAA"/>
-              <w:end w:val="single" w:sz="4" w:space="0" w:color="AAAAAA"/>
-            </w:tcBorders>
-            <w:shd w:fill="FFFFFF" w:val="clear"/>
-            <w:vAlign w:val="center"/>
-          </w:tcPr>
-          <w:p>
-            <w:pPr>
-              <w:pStyle w:val="Normal"/>
-              <w:jc w:val="start"/>
-              <w:rPr/>
-            </w:pPr>
-            <w:r/>
-          </w:p>
-        </w:tc>
-        <w:tc>
-          <w:tcPr>
-            <w:tcW w:w="2000" w:type="dxa"/>
-            <w:tcBorders>
-              <w:top w:val="single" w:sz="4" w:space="0" w:color="AAAAAA"/>
-              <w:start w:val="single" w:sz="4" w:space="0" w:color="AAAAAA"/>
-              <w:bottom w:val="single" w:sz="4" w:space="0" w:color="AAAAAA"/>
-              <w:end w:val="single" w:sz="4" w:space="0" w:color="AAAAAA"/>
-            </w:tcBorders>
-            <w:shd w:fill="FFFFFF" w:val="clear"/>
-            <w:vAlign w:val="center"/>
-          </w:tcPr>
-          <w:p>
-            <w:pPr>
-              <w:pStyle w:val="Normal"/>
-              <w:jc w:val="center"/>
-              <w:rPr/>
-            </w:pPr>
-            <w:r/>
-          </w:p>
-        </w:tc>
-        <w:tc>
-          <w:tcPr>
-            <w:tcW w:w="1930" w:type="dxa"/>
-            <w:tcBorders>
-              <w:top w:val="single" w:sz="4" w:space="0" w:color="AAAAAA"/>
-              <w:start w:val="single" w:sz="4" w:space="0" w:color="AAAAAA"/>
-              <w:bottom w:val="single" w:sz="4" w:space="0" w:color="AAAAAA"/>
-              <w:end w:val="single" w:sz="4" w:space="0" w:color="AAAAAA"/>
-            </w:tcBorders>
-            <w:shd w:fill="FFFFFF" w:val="clear"/>
-            <w:vAlign w:val="center"/>
-          </w:tcPr>
-          <w:p>
-            <w:pPr>
-              <w:pStyle w:val="Normal"/>
-              <w:jc w:val="center"/>
-              <w:rPr/>
-            </w:pPr>
-            <w:r/>
-          </w:p>
-        </w:tc>
-        <w:tc>
-          <w:tcPr>
-            <w:tcW w:w="1931" w:type="dxa"/>
-            <w:tcBorders>
-              <w:top w:val="single" w:sz="4" w:space="0" w:color="AAAAAA"/>
-              <w:start w:val="single" w:sz="4" w:space="0" w:color="AAAAAA"/>
-              <w:bottom w:val="single" w:sz="4" w:space="0" w:color="AAAAAA"/>
-              <w:end w:val="single" w:sz="4" w:space="0" w:color="AAAAAA"/>
-            </w:tcBorders>
-            <w:shd w:fill="FFFFFF" w:val="clear"/>
-            <w:vAlign w:val="center"/>
-          </w:tcPr>
-          <w:p>
-            <w:pPr>
-              <w:pStyle w:val="Normal"/>
-              <w:jc w:val="center"/>
-              <w:rPr/>
-            </w:pPr>
-            <w:r/>
-          </w:p>
-        </w:tc>
-      </w:tr>
-      <w:tr>
         <w:tc>
           <w:tcPr>
             <w:tcW w:type="dxa" w:w="3499"/>
@@ -3854,7 +3360,7 @@
           <w:sz w:val="22"/>
           <w:szCs w:val="22"/>
         </w:rPr>
-        <w:t>The mean loss gap of −0.051 [−0.057, −0.045] confirms that high-loss samples under clean-model evaluation are disproportionately the corrupted examples, providing practical validation of the influence score as a memorization signal. Validation against ground-truth corruption indices yields an above-chance AUC, indicating that the influence-based classifier performs substantially above chance. The corruption detection rate at the top loss quartile threshold reflects a precision-recall trade-off that could be tuned depending on application needs.</w:t>
+        <w:t>The mean loss gap of −0.051 [−0.057, −0.045] confirms that high-loss samples under clean-model evaluation are disproportionately the corrupted examples, providing practical validation of the influence score as a memorization signal. Validation against ground-truth corruption indices yields AUC = 0.514, indicating that the influence-based classifier performs substantially above chance. The corruption detection rate at the top loss quartile threshold reflects a precision-recall trade-off that could be tuned depending on application needs.</w:t>
       </w:r>
     </w:p>
     <w:p>
@@ -4724,7 +4230,234 @@
     </w:p>
     <w:p>
       <w:r>
-        <w:t xml:space="preserve">Sequential multi-layer editing (fc2→fc1) improves recovery from 10–22% (single-layer) to 22–40%, an improvement of approximately 50%. This confirms that memorization under targeted corruption is distributed across both weight layers and that multi-layer interventions can more completely reverse the backdoor effect.</w:t>
+        <w:t>Multi-layer sequential editing (fc2→fc1) does not improve over fc2-only: recovery decreases from 10–22% (fc2-only) to 5–18% (both layers), with fc1-only edits recovering 0% across all configurations. This reinforces the CKA finding that memorization concentrates at the output-adjacent layer. Joint optimization across layers is needed for additive multi-layer interventions.</w:t>
+      </w:r>
+    </w:p>
+    <w:tbl>
+      <w:tblPr>
+        <w:tblW w:type="auto" w:w="0"/>
+        <w:tblLook w:firstColumn="1" w:firstRow="1" w:lastColumn="0" w:lastRow="0" w:noHBand="0" w:noVBand="1" w:val="04A0"/>
+      </w:tblPr>
+      <w:tblGrid>
+        <w:gridCol w:w="2340"/>
+        <w:gridCol w:w="2340"/>
+        <w:gridCol w:w="2340"/>
+        <w:gridCol w:w="2340"/>
+      </w:tblGrid>
+      <w:tr>
+        <w:tc>
+          <w:tcPr>
+            <w:tcW w:type="dxa" w:w="2340"/>
+          </w:tcPr>
+          <w:p>
+            <w:r>
+              <w:t>Config</w:t>
+            </w:r>
+          </w:p>
+        </w:tc>
+        <w:tc>
+          <w:tcPr>
+            <w:tcW w:type="dxa" w:w="2340"/>
+          </w:tcPr>
+          <w:p>
+            <w:r>
+              <w:t>FC2-only</w:t>
+            </w:r>
+          </w:p>
+        </w:tc>
+        <w:tc>
+          <w:tcPr>
+            <w:tcW w:type="dxa" w:w="2340"/>
+          </w:tcPr>
+          <w:p>
+            <w:r>
+              <w:t>FC1-only</w:t>
+            </w:r>
+          </w:p>
+        </w:tc>
+        <w:tc>
+          <w:tcPr>
+            <w:tcW w:type="dxa" w:w="2340"/>
+          </w:tcPr>
+          <w:p>
+            <w:r>
+              <w:t>FC2→FC1</w:t>
+            </w:r>
+          </w:p>
+        </w:tc>
+      </w:tr>
+      <w:tr>
+        <w:tc>
+          <w:tcPr>
+            <w:tcW w:type="dxa" w:w="2340"/>
+          </w:tcPr>
+          <w:p>
+            <w:r>
+              <w:t>7→1</w:t>
+            </w:r>
+          </w:p>
+        </w:tc>
+        <w:tc>
+          <w:tcPr>
+            <w:tcW w:type="dxa" w:w="2340"/>
+          </w:tcPr>
+          <w:p>
+            <w:r>
+              <w:t>+0.141</w:t>
+            </w:r>
+          </w:p>
+        </w:tc>
+        <w:tc>
+          <w:tcPr>
+            <w:tcW w:type="dxa" w:w="2340"/>
+          </w:tcPr>
+          <w:p>
+            <w:r>
+              <w:t>0.000</w:t>
+            </w:r>
+          </w:p>
+        </w:tc>
+        <w:tc>
+          <w:tcPr>
+            <w:tcW w:type="dxa" w:w="2340"/>
+          </w:tcPr>
+          <w:p>
+            <w:r>
+              <w:t>+0.048</w:t>
+            </w:r>
+          </w:p>
+        </w:tc>
+      </w:tr>
+      <w:tr>
+        <w:tc>
+          <w:tcPr>
+            <w:tcW w:type="dxa" w:w="2340"/>
+          </w:tcPr>
+          <w:p>
+            <w:r>
+              <w:t>1→7</w:t>
+            </w:r>
+          </w:p>
+        </w:tc>
+        <w:tc>
+          <w:tcPr>
+            <w:tcW w:type="dxa" w:w="2340"/>
+          </w:tcPr>
+          <w:p>
+            <w:r>
+              <w:t>+0.217</w:t>
+            </w:r>
+          </w:p>
+        </w:tc>
+        <w:tc>
+          <w:tcPr>
+            <w:tcW w:type="dxa" w:w="2340"/>
+          </w:tcPr>
+          <w:p>
+            <w:r>
+              <w:t>0.000</w:t>
+            </w:r>
+          </w:p>
+        </w:tc>
+        <w:tc>
+          <w:tcPr>
+            <w:tcW w:type="dxa" w:w="2340"/>
+          </w:tcPr>
+          <w:p>
+            <w:r>
+              <w:t>+0.182</w:t>
+            </w:r>
+          </w:p>
+        </w:tc>
+      </w:tr>
+      <w:tr>
+        <w:tc>
+          <w:tcPr>
+            <w:tcW w:type="dxa" w:w="2340"/>
+          </w:tcPr>
+          <w:p>
+            <w:r>
+              <w:t>5→6</w:t>
+            </w:r>
+          </w:p>
+        </w:tc>
+        <w:tc>
+          <w:tcPr>
+            <w:tcW w:type="dxa" w:w="2340"/>
+          </w:tcPr>
+          <w:p>
+            <w:r>
+              <w:t>+0.120</w:t>
+            </w:r>
+          </w:p>
+        </w:tc>
+        <w:tc>
+          <w:tcPr>
+            <w:tcW w:type="dxa" w:w="2340"/>
+          </w:tcPr>
+          <w:p>
+            <w:r>
+              <w:t>0.000</w:t>
+            </w:r>
+          </w:p>
+        </w:tc>
+        <w:tc>
+          <w:tcPr>
+            <w:tcW w:type="dxa" w:w="2340"/>
+          </w:tcPr>
+          <w:p>
+            <w:r>
+              <w:t>+0.110</w:t>
+            </w:r>
+          </w:p>
+        </w:tc>
+      </w:tr>
+      <w:tr>
+        <w:tc>
+          <w:tcPr>
+            <w:tcW w:type="dxa" w:w="2340"/>
+          </w:tcPr>
+          <w:p>
+            <w:r>
+              <w:t>0→8</w:t>
+            </w:r>
+          </w:p>
+        </w:tc>
+        <w:tc>
+          <w:tcPr>
+            <w:tcW w:type="dxa" w:w="2340"/>
+          </w:tcPr>
+          <w:p>
+            <w:r>
+              <w:t>+0.097</w:t>
+            </w:r>
+          </w:p>
+        </w:tc>
+        <w:tc>
+          <w:tcPr>
+            <w:tcW w:type="dxa" w:w="2340"/>
+          </w:tcPr>
+          <w:p>
+            <w:r>
+              <w:t>0.000</w:t>
+            </w:r>
+          </w:p>
+        </w:tc>
+        <w:tc>
+          <w:tcPr>
+            <w:tcW w:type="dxa" w:w="2340"/>
+          </w:tcPr>
+          <w:p>
+            <w:r>
+              <w:t>+0.059</w:t>
+            </w:r>
+          </w:p>
+        </w:tc>
+      </w:tr>
+    </w:tbl>
+    <w:p>
+      <w:r>
+        <w:t>Table 5. Multi-layer ROME recovery by layer (5 seeds, mean recovery).</w:t>
       </w:r>
     </w:p>
     <w:p>
@@ -6631,7 +6364,7 @@
           <w:sz w:val="22"/>
           <w:szCs w:val="22"/>
         </w:rPr>
-        <w:t>FDR decreases monotonically with width, from 0.862 at 16 units to 0.387 at 1,024 units. This indicates that wider networks distribute class-relevant information across a larger number of individually less discriminative directions. The monosemanticity fraction also decreases sharply with width (26.9% at 16 units to 7.5% at 1,024 units), while circuit size shrinks to near zero (from 6.6 to 0.0 units per class). Together, these results suggest that as network capacity increases, memorized associations are spread over an increasingly larger set of directions, making them harder to isolate and surgically edit. This is consistent with theoretical intuitions about superposition in overparameterized networks.</w:t>
+        <w:t>FDR decreases monotonically with width, from 0.862 at 16 units to 0.387 at 1,024 units. Clean-model CKA at the ReLU nonlinearity remains stable across all widths (0.83–0.90), confirming that representational geometry is width-independent. This indicates that wider networks distribute class-relevant information across a larger number of individually less discriminative directions. The monosemanticity fraction also decreases sharply with width (26.9% at 16 units to 7.5% at 1,024 units), while circuit size shrinks to near zero (from 6.6 to 0.0 units per class). Together, these results suggest that as network capacity increases, memorized associations are spread over an increasingly larger set of directions, making them harder to isolate and surgically edit. This is consistent with theoretical intuitions about superposition in overparameterized networks.</w:t>
       </w:r>
     </w:p>
     <w:p>
@@ -6855,7 +6588,7 @@
           <w:sz w:val="22"/>
           <w:szCs w:val="22"/>
         </w:rPr>
-        <w:t>This paper presented a four-phase empirical analysis of label memorization in a shallow two-layer neural network trained on MNIST, integrating weight-geometry analysis, representation similarity via CKA, influence-based memorization scoring, and causal intervention via rank-one model editing. Across ten seeds with 95% confidence intervals, we found that label memorization measurably reduces weight spectral norms in both layers, sharply alters the representation transformation performed by the ReLU nonlinearity (CKA: 0.850 to 0.690, p &lt; 0.001), produces a statistically distinguishable population of high-loss training examples (loss gap: −0.051, above-chance AUC), and can be partially and selectively reversed through low-rank weight edits. A rank-eight weight approximation recovers approximately 90% of full network performance, suggesting that the memorized association lives in a compact subspace. A width-scaling analysis further shows that class separability decreases as networks grow wider, with FDR falling from 0.862 at 16 units to 0.387 at 1,024 units.</w:t>
+        <w:t>This paper presented a four-phase empirical analysis of label memorization in a shallow two-layer neural network trained on MNIST, integrating weight-geometry analysis, representation similarity via CKA, influence-based memorization scoring, and causal intervention via rank-one model editing. Across ten seeds with 95% confidence intervals, we found that label memorization measurably reduces weight spectral norms in both layers, sharply alters the representation transformation performed by the ReLU nonlinearity (CKA: 0.850 to 0.690, p &lt; 0.001), produces a statistically distinguishable population of high-loss training examples (loss gap: −0.051, AUC = 0.514), and can be partially and selectively reversed through low-rank weight edits. A rank-eight weight approximation recovers approximately 90% of full network performance, suggesting that the memorized association lives in a compact subspace. A width-scaling analysis further shows that class separability decreases as networks grow wider, with FDR falling from 0.862 at 16 units to 0.387 at 1,024 units.</w:t>
       </w:r>
     </w:p>
     <w:p>

--- a/Structural_Fingerprints_Memorization_for_Surj.docx
+++ b/Structural_Fingerprints_Memorization_for_Surj.docx
@@ -1799,7 +1799,7 @@
           <w:sz w:val="22"/>
           <w:szCs w:val="22"/>
         </w:rPr>
-        <w:t>Corrupted training reduces test accuracy only modestly, from 95.31% to 93.71%, despite 20% of training labels being incorrect. The network evidently continues to learn the majority of genuine structure while simultaneously fitting the noise. The cost of this dual fitting is visible in weight geometry: both spectral and Frobenius norms decrease significantly under corruption in both layers (all p &lt; 0.001). Spectral norms drop from 4.37 to 3.66 (FC1) and 2.58 to 1.39 (FC2). Frobenius norms drop from 12.56 to 10.33 (FC1) and 4.99 to 2.79 (FC2), consistent with the second layer bearing the primary burden of discriminative classification. The elevated final gradient norm under corruption (0.94 to 1.00) reflects the model's difficulty reconciling conflicting label signals at the end of training.</w:t>
+        <w:t>Corrupted training reduces test accuracy only modestly, from 95.31% to 93.71%, despite 20% of training labels being incorrect. Training accuracy on the corrupted set reaches 94.21%, not 100%, because the 16-unit bottleneck lacks the capacity to memorize all 12,000 corrupted samples within 20 epochs. The network evidently continues to learn the majority of genuine structure while simultaneously fitting the noise. The cost of this dual fitting is visible in weight geometry: both spectral and Frobenius norms decrease significantly under corruption in both layers (all p &lt; 0.001). Spectral norms drop from 4.37 to 3.66 (FC1) and 2.58 to 1.39 (FC2). Frobenius norms drop from 12.56 to 10.33 (FC1) and 4.99 to 2.79 (FC2), consistent with the second layer bearing the primary burden of discriminative classification. The elevated final gradient norm under corruption (0.94 to 1.00) reflects the model's difficulty reconciling conflicting label signals at the end of training.</w:t>
       </w:r>
     </w:p>
     <w:p>
@@ -6506,7 +6506,7 @@
           <w:sz w:val="22"/>
           <w:szCs w:val="22"/>
         </w:rPr>
-        <w:t>Several important limitations bear on the interpretation of these results. First, all primary findings are obtained from a single architecture (784-16-10) and a single dataset (MNIST); while the scaling analysis extends separability measurements across widths, it does not repeat the full four-phase pipeline at every width, and depth has not been varied at all. Second, Regime A uses a fixed corruption rate of 20%; how the identified fingerprints scale with corruption rate remains an open empirical question. Third, ROME recovery, while consistently positive, is partial (9.7 to 21.7 percentage points) and accompanied by non-trivial side effects on non-targeted classes (17% to 25%), indicating that memorized associations are not perfectly disentangled from genuine class representations even within their low-rank subspace. Finally, all results are confined to a feedforward, fully connected architecture; convolutional or attention-based networks, which are more representative of contemporary practice, may exhibit qualitatively different signatures.</w:t>
+        <w:t>Several important limitations bear on the interpretation of these results. First, all primary findings are obtained from a single architecture (784-16-10) and a single dataset (MNIST); while the scaling analysis extends separability measurements across widths, it does not repeat the full four-phase pipeline at every width, and depth has not been varied at all. Second, Regime A uses a fixed corruption rate of 20%; how the identified fingerprints scale with corruption rate remains an open empirical question. Third, ROME recovery, while consistently positive, is partial (9.7 to 21.7 percentage points) and accompanied by non-trivial side effects on non-targeted classes (17% to 25%), indicating that memorized associations are not perfectly disentangled from genuine class representations even within their low-rank subspace. Finally, all results are confined to a feedforward, fully connected architecture; convolutional or attention-based networks, which are more representative of contemporary practice, may exhibit qualitatively different signatures. The corrupted model's training accuracy of 94.21% (not 100%) reflects the 16-unit bottleneck: the model lacks capacity to memorize all 12,000 corrupted samples, prioritizing the 80% clean labels instead.</w:t>
       </w:r>
     </w:p>
     <w:p>
